--- a/wild-jam-april-2026/__ORGA/Fokus Tests.docx
+++ b/wild-jam-april-2026/__ORGA/Fokus Tests.docx
@@ -5,7 +5,7 @@
     <w:sdt>
       <w:sdtPr>
         <w:rPr>
-          <w:rFonts w:eastAsiaTheme="minorHAnsi"/>
+          <w:rFonts w:eastAsiaTheme="minorHAnsi" w:cstheme="majorBidi"/>
           <w:color w:val="156082" w:themeColor="accent1"/>
           <w:kern w:val="2"/>
           <w:sz w:val="24"/>
@@ -21,7 +21,7 @@
       </w:sdtPr>
       <w:sdtEndPr>
         <w:rPr>
-          <w:rFonts w:eastAsiaTheme="majorEastAsia" w:cstheme="majorBidi"/>
+          <w:rFonts w:eastAsiaTheme="majorEastAsia"/>
           <w:color w:val="0F4761" w:themeColor="accent1" w:themeShade="BF"/>
           <w:sz w:val="28"/>
           <w:szCs w:val="28"/>
@@ -30,7 +30,7 @@
       <w:sdtContent>
         <w:p>
           <w:pPr>
-            <w:pStyle w:val="KeinLeerraum"/>
+            <w:pStyle w:val="NoSpacing"/>
             <w:spacing w:before="1540" w:after="240"/>
             <w:jc w:val="center"/>
             <w:rPr>
@@ -65,7 +65,7 @@
           <w:sdtContent>
             <w:p>
               <w:pPr>
-                <w:pStyle w:val="KeinLeerraum"/>
+                <w:pStyle w:val="NoSpacing"/>
                 <w:pBdr>
                   <w:top w:val="single" w:sz="6" w:space="6" w:color="156082" w:themeColor="accent1"/>
                   <w:bottom w:val="single" w:sz="6" w:space="6" w:color="156082" w:themeColor="accent1"/>
@@ -112,7 +112,7 @@
           <w:sdtContent>
             <w:p>
               <w:pPr>
-                <w:pStyle w:val="KeinLeerraum"/>
+                <w:pStyle w:val="NoSpacing"/>
                 <w:jc w:val="center"/>
                 <w:rPr>
                   <w:color w:val="156082" w:themeColor="accent1"/>
@@ -133,7 +133,7 @@
         </w:sdt>
         <w:p>
           <w:pPr>
-            <w:pStyle w:val="KeinLeerraum"/>
+            <w:pStyle w:val="NoSpacing"/>
             <w:spacing w:before="480"/>
             <w:jc w:val="center"/>
             <w:rPr>
@@ -160,7 +160,7 @@
         </w:p>
         <w:p>
           <w:pPr>
-            <w:pStyle w:val="KeinLeerraum"/>
+            <w:pStyle w:val="NoSpacing"/>
             <w:spacing w:before="480"/>
             <w:jc w:val="center"/>
             <w:rPr>
@@ -170,7 +170,7 @@
         </w:p>
         <w:p>
           <w:pPr>
-            <w:pStyle w:val="KeinLeerraum"/>
+            <w:pStyle w:val="NoSpacing"/>
             <w:spacing w:before="480"/>
             <w:jc w:val="center"/>
             <w:rPr>
@@ -210,7 +210,7 @@
         </w:p>
         <w:p>
           <w:pPr>
-            <w:pStyle w:val="KeinLeerraum"/>
+            <w:pStyle w:val="NoSpacing"/>
             <w:spacing w:before="480"/>
             <w:jc w:val="center"/>
             <w:rPr>
@@ -306,7 +306,7 @@
                                 <w:sdtContent>
                                   <w:p>
                                     <w:pPr>
-                                      <w:pStyle w:val="KeinLeerraum"/>
+                                      <w:pStyle w:val="NoSpacing"/>
                                       <w:spacing w:after="40"/>
                                       <w:jc w:val="center"/>
                                       <w:rPr>
@@ -330,7 +330,7 @@
                               </w:sdt>
                               <w:p>
                                 <w:pPr>
-                                  <w:pStyle w:val="KeinLeerraum"/>
+                                  <w:pStyle w:val="NoSpacing"/>
                                   <w:jc w:val="center"/>
                                   <w:rPr>
                                     <w:color w:val="156082" w:themeColor="accent1"/>
@@ -362,7 +362,7 @@
                               </w:p>
                               <w:p>
                                 <w:pPr>
-                                  <w:pStyle w:val="KeinLeerraum"/>
+                                  <w:pStyle w:val="NoSpacing"/>
                                   <w:jc w:val="center"/>
                                   <w:rPr>
                                     <w:color w:val="156082" w:themeColor="accent1"/>
@@ -441,7 +441,7 @@
                           <w:sdtContent>
                             <w:p>
                               <w:pPr>
-                                <w:pStyle w:val="KeinLeerraum"/>
+                                <w:pStyle w:val="NoSpacing"/>
                                 <w:spacing w:after="40"/>
                                 <w:jc w:val="center"/>
                                 <w:rPr>
@@ -465,7 +465,7 @@
                         </w:sdt>
                         <w:p>
                           <w:pPr>
-                            <w:pStyle w:val="KeinLeerraum"/>
+                            <w:pStyle w:val="NoSpacing"/>
                             <w:jc w:val="center"/>
                             <w:rPr>
                               <w:color w:val="156082" w:themeColor="accent1"/>
@@ -497,7 +497,7 @@
                         </w:p>
                         <w:p>
                           <w:pPr>
-                            <w:pStyle w:val="KeinLeerraum"/>
+                            <w:pStyle w:val="NoSpacing"/>
                             <w:jc w:val="center"/>
                             <w:rPr>
                               <w:color w:val="156082" w:themeColor="accent1"/>
@@ -536,7 +536,7 @@
         </w:p>
         <w:p>
           <w:pPr>
-            <w:pStyle w:val="berschrift1"/>
+            <w:pStyle w:val="Heading1"/>
           </w:pPr>
           <w:r>
             <w:lastRenderedPageBreak/>
@@ -545,7 +545,7 @@
         </w:p>
         <w:p>
           <w:pPr>
-            <w:pStyle w:val="berschrift2"/>
+            <w:pStyle w:val="Heading2"/>
           </w:pPr>
           <w:r>
             <w:t>Ziel des Tests</w:t>
@@ -559,7 +559,7 @@
         <w:p/>
         <w:p>
           <w:pPr>
-            <w:pStyle w:val="berschrift3"/>
+            <w:pStyle w:val="Heading3"/>
           </w:pPr>
           <w:r>
             <w:t>Welche Version wird getestet?</w:t>
@@ -570,13 +570,13 @@
         <w:p>
           <w:r>
             <w:rPr>
-              <w:rStyle w:val="berschrift3Zchn"/>
+              <w:rStyle w:val="Heading3Char"/>
             </w:rPr>
             <w:t>Welche Materialien werden zur Verfügung gestellt?</w:t>
           </w:r>
           <w:r>
             <w:rPr>
-              <w:rStyle w:val="berschrift3Zchn"/>
+              <w:rStyle w:val="Heading3Char"/>
             </w:rPr>
             <w:br/>
           </w:r>
@@ -593,7 +593,7 @@
         <w:p/>
         <w:p>
           <w:pPr>
-            <w:pStyle w:val="berschrift3"/>
+            <w:pStyle w:val="Heading3"/>
           </w:pPr>
           <w:r>
             <w:t>C</w:t>
@@ -607,7 +607,7 @@
         </w:p>
         <w:p>
           <w:pPr>
-            <w:pStyle w:val="berschrift4"/>
+            <w:pStyle w:val="Heading4"/>
           </w:pPr>
           <w:r>
             <w:t>Ist das Spiel schon bekannt?</w:t>
@@ -615,7 +615,7 @@
         </w:p>
         <w:p>
           <w:pPr>
-            <w:pStyle w:val="berschrift4"/>
+            <w:pStyle w:val="Heading4"/>
           </w:pPr>
           <w:r>
             <w:t xml:space="preserve">Altersgruppe </w:t>
@@ -623,7 +623,7 @@
         </w:p>
         <w:p>
           <w:pPr>
-            <w:pStyle w:val="berschrift4"/>
+            <w:pStyle w:val="Heading4"/>
           </w:pPr>
           <w:r>
             <w:t xml:space="preserve">Generelle Spielerfahrung (Casual Gamer oder Hardcore-Zocker?) </w:t>
@@ -631,7 +631,7 @@
         </w:p>
         <w:p>
           <w:pPr>
-            <w:pStyle w:val="berschrift4"/>
+            <w:pStyle w:val="Heading4"/>
           </w:pPr>
           <w:r>
             <w:t>Geh</w:t>
@@ -649,7 +649,7 @@
         <w:p/>
         <w:p>
           <w:pPr>
-            <w:pStyle w:val="berschrift3"/>
+            <w:pStyle w:val="Heading3"/>
           </w:pPr>
           <w:r>
             <w:t>Beobachtungen beim Spielen, Auftauchende Probleme (halbe Seite)</w:t>
@@ -659,7 +659,7 @@
         <w:p/>
         <w:p>
           <w:pPr>
-            <w:pStyle w:val="berschrift3"/>
+            <w:pStyle w:val="Heading3"/>
           </w:pPr>
           <w:r>
             <w:t>M</w:t>
@@ -693,7 +693,7 @@
     <w:sdt>
       <w:sdtPr>
         <w:rPr>
-          <w:rFonts w:eastAsiaTheme="minorHAnsi"/>
+          <w:rFonts w:eastAsiaTheme="minorHAnsi" w:cstheme="majorBidi"/>
           <w:color w:val="156082" w:themeColor="accent1"/>
           <w:kern w:val="2"/>
           <w:sz w:val="24"/>
@@ -709,7 +709,7 @@
       </w:sdtPr>
       <w:sdtEndPr>
         <w:rPr>
-          <w:rFonts w:eastAsiaTheme="majorEastAsia" w:cstheme="majorBidi"/>
+          <w:rFonts w:eastAsiaTheme="majorEastAsia"/>
           <w:color w:val="0F4761" w:themeColor="accent1" w:themeShade="BF"/>
           <w:sz w:val="28"/>
           <w:szCs w:val="28"/>
@@ -718,28 +718,28 @@
       <w:sdtContent>
         <w:p>
           <w:pPr>
-            <w:pStyle w:val="KeinLeerraum"/>
+            <w:pStyle w:val="NoSpacing"/>
             <w:spacing w:before="1540" w:after="240"/>
             <w:rPr>
-              <w:rStyle w:val="berschrift1Zchn"/>
+              <w:rStyle w:val="Heading1Char"/>
             </w:rPr>
           </w:pPr>
           <w:r>
             <w:rPr>
-              <w:rStyle w:val="berschrift1Zchn"/>
+              <w:rStyle w:val="Heading1Char"/>
             </w:rPr>
             <w:t xml:space="preserve">Test Nummer </w:t>
           </w:r>
           <w:r>
             <w:rPr>
-              <w:rStyle w:val="berschrift1Zchn"/>
+              <w:rStyle w:val="Heading1Char"/>
             </w:rPr>
             <w:t>2</w:t>
           </w:r>
         </w:p>
         <w:p>
           <w:pPr>
-            <w:pStyle w:val="berschrift2"/>
+            <w:pStyle w:val="Heading2"/>
           </w:pPr>
           <w:r>
             <w:t>Ziel des Tests</w:t>
@@ -747,113 +747,1042 @@
         </w:p>
         <w:p>
           <w:r>
-            <w:t>(1 Absatz max)</w:t>
+            <w:t>Hindernisse und Quellen für Frustration identifizieren</w:t>
           </w:r>
         </w:p>
         <w:p/>
         <w:p>
           <w:pPr>
-            <w:pStyle w:val="berschrift3"/>
+            <w:pStyle w:val="Heading3"/>
           </w:pPr>
           <w:r>
             <w:t>Welche Version wird getestet?</w:t>
           </w:r>
+        </w:p>
+        <w:p>
+          <w:r>
+            <w:t>Game Jam Version</w:t>
+          </w:r>
+        </w:p>
+        <w:p/>
+        <w:p>
+          <w:r>
+            <w:rPr>
+              <w:rStyle w:val="Heading3Char"/>
+            </w:rPr>
+            <w:t>Welche Materialien werden zur Verfügung gestellt?</w:t>
+          </w:r>
+          <w:r>
+            <w:rPr>
+              <w:rStyle w:val="Heading3Char"/>
+            </w:rPr>
+            <w:br/>
+          </w:r>
+          <w:r>
+            <w:t>Die itch.io Seite durfte länger durchgelesen werden als ein durchschnittlicher Spieler das wahrscheinlich getan hätte.</w:t>
+          </w:r>
+        </w:p>
+        <w:p/>
+        <w:p>
+          <w:pPr>
+            <w:pStyle w:val="Heading3"/>
+          </w:pPr>
+          <w:r>
+            <w:t>C</w:t>
+          </w:r>
+          <w:r>
+            <w:t>harakteri</w:t>
+          </w:r>
+          <w:r>
+            <w:t>stiken des Tes</w:t>
+          </w:r>
+          <w:r>
+            <w:t>ters</w:t>
+          </w:r>
+        </w:p>
+        <w:p>
+          <w:pPr>
+            <w:pStyle w:val="Heading4"/>
+          </w:pPr>
+          <w:r>
+            <w:t>Ist das Spiel schon bekannt?</w:t>
+          </w:r>
+        </w:p>
+        <w:p>
+          <w:r>
+            <w:t>-nein</w:t>
+          </w:r>
+        </w:p>
+        <w:p>
+          <w:pPr>
+            <w:pStyle w:val="Heading4"/>
+          </w:pPr>
+          <w:r>
+            <w:t xml:space="preserve">Altersgruppe </w:t>
+          </w:r>
+        </w:p>
+        <w:p>
+          <w:r>
+            <w:t>-29</w:t>
+          </w:r>
+        </w:p>
+        <w:p>
+          <w:pPr>
+            <w:pStyle w:val="Heading4"/>
+          </w:pPr>
+          <w:r>
+            <w:t xml:space="preserve">Generelle Spielerfahrung (Casual Gamer oder Hardcore-Zocker?) </w:t>
+          </w:r>
+        </w:p>
+        <w:p>
+          <w:r>
+            <w:t>-moderat, eher hardcore</w:t>
+          </w:r>
+        </w:p>
+        <w:p>
+          <w:pPr>
+            <w:pStyle w:val="Heading4"/>
+          </w:pPr>
+          <w:r>
+            <w:t>Geh</w:t>
+          </w:r>
+          <w:r>
+            <w:rPr>
+              <w:rFonts w:ascii="Aptos" w:hAnsi="Aptos" w:cs="Aptos"/>
+            </w:rPr>
+            <w:t>ö</w:t>
+          </w:r>
+          <w:r>
+            <w:t xml:space="preserve">rt zur Zielgruppe? </w:t>
+          </w:r>
+        </w:p>
+        <w:p>
+          <w:r>
+            <w:t>-ja</w:t>
+          </w:r>
+        </w:p>
+        <w:p/>
+        <w:p>
+          <w:pPr>
+            <w:pStyle w:val="Heading3"/>
+          </w:pPr>
+          <w:r>
+            <w:t>Beobachtungen beim Spielen, Auftauchende Probleme (halbe Seite)</w:t>
+          </w:r>
+        </w:p>
+        <w:p>
+          <w:pPr>
+            <w:rPr>
+              <w:lang w:val="en-DE"/>
+            </w:rPr>
+          </w:pPr>
+          <w:r>
+            <w:rPr>
+              <w:lang w:val="en-DE"/>
+            </w:rPr>
+            <w:t>- “</w:t>
+          </w:r>
+          <w:proofErr w:type="spellStart"/>
+          <w:r>
+            <w:rPr>
+              <w:lang w:val="en-DE"/>
+            </w:rPr>
+            <w:t>Warum</w:t>
+          </w:r>
+          <w:proofErr w:type="spellEnd"/>
+          <w:r>
+            <w:rPr>
+              <w:lang w:val="en-DE"/>
+            </w:rPr>
+            <w:t xml:space="preserve"> </w:t>
+          </w:r>
+          <w:proofErr w:type="spellStart"/>
+          <w:r>
+            <w:rPr>
+              <w:lang w:val="en-DE"/>
+            </w:rPr>
+            <w:t>kann</w:t>
+          </w:r>
+          <w:proofErr w:type="spellEnd"/>
+          <w:r>
+            <w:rPr>
+              <w:lang w:val="en-DE"/>
+            </w:rPr>
+            <w:t xml:space="preserve"> ich den mixer nicht </w:t>
+          </w:r>
+          <w:proofErr w:type="spellStart"/>
+          <w:r>
+            <w:rPr>
+              <w:lang w:val="en-DE"/>
+            </w:rPr>
+            <w:t>nehmen</w:t>
+          </w:r>
+          <w:proofErr w:type="spellEnd"/>
+          <w:r>
+            <w:rPr>
+              <w:lang w:val="en-DE"/>
+            </w:rPr>
+            <w:t xml:space="preserve">, um die </w:t>
+          </w:r>
+          <w:proofErr w:type="spellStart"/>
+          <w:r>
+            <w:rPr>
+              <w:lang w:val="en-DE"/>
+            </w:rPr>
+            <w:t>banane</w:t>
+          </w:r>
+          <w:proofErr w:type="spellEnd"/>
+          <w:r>
+            <w:rPr>
+              <w:lang w:val="en-DE"/>
+            </w:rPr>
+            <w:t xml:space="preserve"> </w:t>
+          </w:r>
+          <w:proofErr w:type="spellStart"/>
+          <w:r>
+            <w:rPr>
+              <w:lang w:val="en-DE"/>
+            </w:rPr>
+            <w:t>zu</w:t>
+          </w:r>
+          <w:proofErr w:type="spellEnd"/>
+          <w:r>
+            <w:rPr>
+              <w:lang w:val="en-DE"/>
+            </w:rPr>
+            <w:t xml:space="preserve"> </w:t>
+          </w:r>
+          <w:proofErr w:type="spellStart"/>
+          <w:r>
+            <w:rPr>
+              <w:lang w:val="en-DE"/>
+            </w:rPr>
+            <w:t>fangen</w:t>
+          </w:r>
+          <w:proofErr w:type="spellEnd"/>
+          <w:r>
+            <w:rPr>
+              <w:lang w:val="en-DE"/>
+            </w:rPr>
+            <w:t>”</w:t>
+          </w:r>
+        </w:p>
+        <w:p>
+          <w:pPr>
+            <w:rPr>
+              <w:lang w:val="en-DE"/>
+            </w:rPr>
+          </w:pPr>
+          <w:r>
+            <w:rPr>
+              <w:lang w:val="en-DE"/>
+            </w:rPr>
+            <w:t>- “</w:t>
+          </w:r>
+          <w:r>
+            <w:rPr>
+              <w:lang w:val="en-DE"/>
+            </w:rPr>
+            <w:t xml:space="preserve">Kunde </w:t>
+          </w:r>
+          <w:proofErr w:type="spellStart"/>
+          <w:r>
+            <w:rPr>
+              <w:lang w:val="en-DE"/>
+            </w:rPr>
+            <w:t>nimmt</w:t>
+          </w:r>
+          <w:proofErr w:type="spellEnd"/>
+          <w:r>
+            <w:rPr>
+              <w:lang w:val="en-DE"/>
+            </w:rPr>
+            <w:t xml:space="preserve"> </w:t>
+          </w:r>
+          <w:proofErr w:type="spellStart"/>
+          <w:r>
+            <w:rPr>
+              <w:lang w:val="en-DE"/>
+            </w:rPr>
+            <w:t>banane</w:t>
+          </w:r>
+          <w:proofErr w:type="spellEnd"/>
+          <w:r>
+            <w:rPr>
+              <w:lang w:val="en-DE"/>
+            </w:rPr>
+            <w:t xml:space="preserve"> nicht, </w:t>
+          </w:r>
+          <w:proofErr w:type="spellStart"/>
+          <w:r>
+            <w:rPr>
+              <w:lang w:val="en-DE"/>
+            </w:rPr>
+            <w:t>wenn</w:t>
+          </w:r>
+          <w:proofErr w:type="spellEnd"/>
+          <w:r>
+            <w:rPr>
+              <w:lang w:val="en-DE"/>
+            </w:rPr>
+            <w:t xml:space="preserve"> </w:t>
+          </w:r>
+          <w:proofErr w:type="spellStart"/>
+          <w:r>
+            <w:rPr>
+              <w:lang w:val="en-DE"/>
+            </w:rPr>
+            <w:t>banane</w:t>
+          </w:r>
+          <w:proofErr w:type="spellEnd"/>
+          <w:r>
+            <w:rPr>
+              <w:lang w:val="en-DE"/>
+            </w:rPr>
+            <w:t xml:space="preserve"> </w:t>
+          </w:r>
+          <w:proofErr w:type="spellStart"/>
+          <w:r>
+            <w:rPr>
+              <w:lang w:val="en-DE"/>
+            </w:rPr>
+            <w:t>zu</w:t>
+          </w:r>
+          <w:proofErr w:type="spellEnd"/>
+          <w:r>
+            <w:rPr>
+              <w:lang w:val="en-DE"/>
+            </w:rPr>
+            <w:t xml:space="preserve"> </w:t>
+          </w:r>
+          <w:proofErr w:type="spellStart"/>
+          <w:r>
+            <w:rPr>
+              <w:lang w:val="en-DE"/>
+            </w:rPr>
+            <w:t>ihm</w:t>
+          </w:r>
+          <w:proofErr w:type="spellEnd"/>
+          <w:r>
+            <w:rPr>
+              <w:lang w:val="en-DE"/>
+            </w:rPr>
+            <w:t xml:space="preserve"> </w:t>
+          </w:r>
+          <w:proofErr w:type="spellStart"/>
+          <w:r>
+            <w:rPr>
+              <w:lang w:val="en-DE"/>
+            </w:rPr>
+            <w:t>gebracht</w:t>
+          </w:r>
+          <w:proofErr w:type="spellEnd"/>
+          <w:r>
+            <w:rPr>
+              <w:lang w:val="en-DE"/>
+            </w:rPr>
+            <w:t>”</w:t>
+          </w:r>
+        </w:p>
+        <w:p>
+          <w:pPr>
+            <w:rPr>
+              <w:lang w:val="en-DE"/>
+            </w:rPr>
+          </w:pPr>
+          <w:r>
+            <w:rPr>
+              <w:lang w:val="en-DE"/>
+            </w:rPr>
+            <w:t xml:space="preserve">- </w:t>
+          </w:r>
+          <w:r>
+            <w:rPr>
+              <w:lang w:val="en-DE"/>
+            </w:rPr>
+            <w:t xml:space="preserve">Interaction window </w:t>
+          </w:r>
+          <w:proofErr w:type="spellStart"/>
+          <w:r>
+            <w:rPr>
+              <w:lang w:val="en-DE"/>
+            </w:rPr>
+            <w:t>beim</w:t>
+          </w:r>
+          <w:proofErr w:type="spellEnd"/>
+          <w:r>
+            <w:rPr>
+              <w:lang w:val="en-DE"/>
+            </w:rPr>
+            <w:t xml:space="preserve"> </w:t>
+          </w:r>
+          <w:proofErr w:type="spellStart"/>
+          <w:r>
+            <w:rPr>
+              <w:lang w:val="en-DE"/>
+            </w:rPr>
+            <w:t>kunden</w:t>
+          </w:r>
+          <w:proofErr w:type="spellEnd"/>
+          <w:r>
+            <w:rPr>
+              <w:lang w:val="en-DE"/>
+            </w:rPr>
+            <w:t xml:space="preserve"> </w:t>
+          </w:r>
+          <w:proofErr w:type="spellStart"/>
+          <w:r>
+            <w:rPr>
+              <w:lang w:val="en-DE"/>
+            </w:rPr>
+            <w:t>zu</w:t>
+          </w:r>
+          <w:proofErr w:type="spellEnd"/>
+          <w:r>
+            <w:rPr>
+              <w:lang w:val="en-DE"/>
+            </w:rPr>
+            <w:t xml:space="preserve"> </w:t>
+          </w:r>
+          <w:proofErr w:type="spellStart"/>
+          <w:r>
+            <w:rPr>
+              <w:lang w:val="en-DE"/>
+            </w:rPr>
+            <w:t>klein</w:t>
+          </w:r>
+          <w:proofErr w:type="spellEnd"/>
+          <w:r>
+            <w:rPr>
+              <w:lang w:val="en-DE"/>
+            </w:rPr>
+            <w:t xml:space="preserve"> und nicht </w:t>
+          </w:r>
+          <w:proofErr w:type="spellStart"/>
+          <w:r>
+            <w:rPr>
+              <w:lang w:val="en-DE"/>
+            </w:rPr>
+            <w:t>weit</w:t>
+          </w:r>
+          <w:proofErr w:type="spellEnd"/>
+          <w:r>
+            <w:rPr>
+              <w:lang w:val="en-DE"/>
+            </w:rPr>
+            <w:t xml:space="preserve"> </w:t>
+          </w:r>
+          <w:proofErr w:type="spellStart"/>
+          <w:r>
+            <w:rPr>
+              <w:lang w:val="en-DE"/>
+            </w:rPr>
+            <w:t>genug</w:t>
+          </w:r>
+          <w:proofErr w:type="spellEnd"/>
+          <w:r>
+            <w:rPr>
+              <w:lang w:val="en-DE"/>
+            </w:rPr>
+            <w:t xml:space="preserve"> </w:t>
+          </w:r>
+          <w:proofErr w:type="spellStart"/>
+          <w:r>
+            <w:rPr>
+              <w:lang w:val="en-DE"/>
+            </w:rPr>
+            <w:t>rechts</w:t>
+          </w:r>
+          <w:proofErr w:type="spellEnd"/>
+        </w:p>
+        <w:p>
+          <w:pPr>
+            <w:rPr>
+              <w:lang w:val="en-DE"/>
+            </w:rPr>
+          </w:pPr>
+          <w:r>
+            <w:rPr>
+              <w:lang w:val="en-DE"/>
+            </w:rPr>
+            <w:t xml:space="preserve">- </w:t>
+          </w:r>
+          <w:r>
+            <w:rPr>
+              <w:lang w:val="en-DE"/>
+            </w:rPr>
+            <w:t xml:space="preserve">Skill issue </w:t>
+          </w:r>
+          <w:proofErr w:type="spellStart"/>
+          <w:r>
+            <w:rPr>
+              <w:lang w:val="en-DE"/>
+            </w:rPr>
+            <w:t>beim</w:t>
+          </w:r>
+          <w:proofErr w:type="spellEnd"/>
+          <w:r>
+            <w:rPr>
+              <w:lang w:val="en-DE"/>
+            </w:rPr>
+            <w:t xml:space="preserve"> </w:t>
+          </w:r>
+          <w:proofErr w:type="spellStart"/>
+          <w:r>
+            <w:rPr>
+              <w:lang w:val="en-DE"/>
+            </w:rPr>
+            <w:t>F</w:t>
+          </w:r>
+          <w:r>
+            <w:rPr>
+              <w:lang w:val="en-DE"/>
+            </w:rPr>
+            <w:t>angen</w:t>
+          </w:r>
+          <w:proofErr w:type="spellEnd"/>
+          <w:r>
+            <w:rPr>
+              <w:lang w:val="en-DE"/>
+            </w:rPr>
+            <w:t xml:space="preserve"> der </w:t>
+          </w:r>
+          <w:r>
+            <w:rPr>
+              <w:lang w:val="en-DE"/>
+            </w:rPr>
+            <w:t>B</w:t>
+          </w:r>
+          <w:r>
+            <w:rPr>
+              <w:lang w:val="en-DE"/>
+            </w:rPr>
+            <w:t xml:space="preserve">anane </w:t>
+          </w:r>
+          <w:r>
+            <w:rPr>
+              <w:lang w:val="en-DE"/>
+            </w:rPr>
+            <w:t>und</w:t>
+          </w:r>
+          <w:r>
+            <w:rPr>
+              <w:lang w:val="en-DE"/>
+            </w:rPr>
+            <w:t xml:space="preserve"> interaction area </w:t>
+          </w:r>
+          <w:proofErr w:type="spellStart"/>
+          <w:r>
+            <w:rPr>
+              <w:lang w:val="en-DE"/>
+            </w:rPr>
+            <w:t>beim</w:t>
+          </w:r>
+          <w:proofErr w:type="spellEnd"/>
+          <w:r>
+            <w:rPr>
+              <w:lang w:val="en-DE"/>
+            </w:rPr>
+            <w:t xml:space="preserve"> spieler nicht </w:t>
+          </w:r>
+          <w:proofErr w:type="spellStart"/>
+          <w:r>
+            <w:rPr>
+              <w:lang w:val="en-DE"/>
+            </w:rPr>
+            <w:t>weit</w:t>
+          </w:r>
+          <w:proofErr w:type="spellEnd"/>
+          <w:r>
+            <w:rPr>
+              <w:lang w:val="en-DE"/>
+            </w:rPr>
+            <w:t xml:space="preserve"> </w:t>
+          </w:r>
+          <w:proofErr w:type="spellStart"/>
+          <w:r>
+            <w:rPr>
+              <w:lang w:val="en-DE"/>
+            </w:rPr>
+            <w:t>genug</w:t>
+          </w:r>
+          <w:proofErr w:type="spellEnd"/>
+          <w:r>
+            <w:rPr>
+              <w:lang w:val="en-DE"/>
+            </w:rPr>
+            <w:t xml:space="preserve"> </w:t>
+          </w:r>
+          <w:proofErr w:type="spellStart"/>
+          <w:r>
+            <w:rPr>
+              <w:lang w:val="en-DE"/>
+            </w:rPr>
+            <w:t>unten</w:t>
+          </w:r>
+          <w:proofErr w:type="spellEnd"/>
+        </w:p>
+        <w:p>
+          <w:pPr>
+            <w:rPr>
+              <w:lang w:val="en-DE"/>
+            </w:rPr>
+          </w:pPr>
+          <w:r>
+            <w:rPr>
+              <w:lang w:val="en-DE"/>
+            </w:rPr>
+            <w:t>-</w:t>
+          </w:r>
+          <w:r>
+            <w:rPr>
+              <w:lang w:val="en-DE"/>
+            </w:rPr>
+            <w:t xml:space="preserve"> “</w:t>
+          </w:r>
+          <w:proofErr w:type="spellStart"/>
+          <w:r>
+            <w:rPr>
+              <w:lang w:val="en-DE"/>
+            </w:rPr>
+            <w:t>Warum</w:t>
+          </w:r>
+          <w:proofErr w:type="spellEnd"/>
+          <w:r>
+            <w:rPr>
+              <w:lang w:val="en-DE"/>
+            </w:rPr>
+            <w:t xml:space="preserve"> </w:t>
+          </w:r>
+          <w:proofErr w:type="spellStart"/>
+          <w:r>
+            <w:rPr>
+              <w:lang w:val="en-DE"/>
+            </w:rPr>
+            <w:t>ist</w:t>
+          </w:r>
+          <w:proofErr w:type="spellEnd"/>
+          <w:r>
+            <w:rPr>
+              <w:lang w:val="en-DE"/>
+            </w:rPr>
+            <w:t xml:space="preserve"> </w:t>
+          </w:r>
+          <w:proofErr w:type="spellStart"/>
+          <w:r>
+            <w:rPr>
+              <w:lang w:val="en-DE"/>
+            </w:rPr>
+            <w:t>bananensaft</w:t>
+          </w:r>
+          <w:proofErr w:type="spellEnd"/>
+          <w:r>
+            <w:rPr>
+              <w:lang w:val="en-DE"/>
+            </w:rPr>
+            <w:t xml:space="preserve"> </w:t>
+          </w:r>
+          <w:proofErr w:type="spellStart"/>
+          <w:r>
+            <w:rPr>
+              <w:lang w:val="en-DE"/>
+            </w:rPr>
+            <w:t>lila</w:t>
+          </w:r>
+          <w:proofErr w:type="spellEnd"/>
+          <w:r>
+            <w:rPr>
+              <w:lang w:val="en-DE"/>
+            </w:rPr>
+            <w:t>”</w:t>
+          </w:r>
+          <w:r>
+            <w:rPr>
+              <w:lang w:val="en-DE"/>
+            </w:rPr>
+            <w:t xml:space="preserve">, </w:t>
+          </w:r>
+          <w:proofErr w:type="spellStart"/>
+          <w:r>
+            <w:rPr>
+              <w:lang w:val="en-DE"/>
+            </w:rPr>
+            <w:t>zu</w:t>
+          </w:r>
+          <w:proofErr w:type="spellEnd"/>
+          <w:r>
+            <w:rPr>
+              <w:lang w:val="en-DE"/>
+            </w:rPr>
+            <w:t xml:space="preserve"> </w:t>
+          </w:r>
+          <w:proofErr w:type="spellStart"/>
+          <w:r>
+            <w:rPr>
+              <w:lang w:val="en-DE"/>
+            </w:rPr>
+            <w:t>leicht</w:t>
+          </w:r>
+          <w:proofErr w:type="spellEnd"/>
+          <w:r>
+            <w:rPr>
+              <w:lang w:val="en-DE"/>
+            </w:rPr>
+            <w:t xml:space="preserve"> </w:t>
+          </w:r>
+          <w:proofErr w:type="spellStart"/>
+          <w:r>
+            <w:rPr>
+              <w:lang w:val="en-DE"/>
+            </w:rPr>
+            <w:t>mit</w:t>
+          </w:r>
+          <w:proofErr w:type="spellEnd"/>
+          <w:r>
+            <w:rPr>
+              <w:lang w:val="en-DE"/>
+            </w:rPr>
+            <w:t xml:space="preserve"> </w:t>
+          </w:r>
+          <w:proofErr w:type="spellStart"/>
+          <w:r>
+            <w:rPr>
+              <w:lang w:val="en-DE"/>
+            </w:rPr>
+            <w:t>Kaffee</w:t>
+          </w:r>
+          <w:proofErr w:type="spellEnd"/>
+          <w:r>
+            <w:rPr>
+              <w:lang w:val="en-DE"/>
+            </w:rPr>
+            <w:t xml:space="preserve"> </w:t>
+          </w:r>
+          <w:proofErr w:type="spellStart"/>
+          <w:r>
+            <w:rPr>
+              <w:lang w:val="en-DE"/>
+            </w:rPr>
+            <w:t>zu</w:t>
+          </w:r>
+          <w:proofErr w:type="spellEnd"/>
+          <w:r>
+            <w:rPr>
+              <w:lang w:val="en-DE"/>
+            </w:rPr>
+            <w:t xml:space="preserve"> </w:t>
+          </w:r>
+          <w:proofErr w:type="spellStart"/>
+          <w:r>
+            <w:rPr>
+              <w:lang w:val="en-DE"/>
+            </w:rPr>
+            <w:t>verwechseln</w:t>
+          </w:r>
+          <w:proofErr w:type="spellEnd"/>
+        </w:p>
+        <w:p>
+          <w:pPr>
+            <w:rPr>
+              <w:lang w:val="en-DE"/>
+            </w:rPr>
+          </w:pPr>
+          <w:r>
+            <w:rPr>
+              <w:lang w:val="en-DE"/>
+            </w:rPr>
+            <w:t>-</w:t>
+          </w:r>
+          <w:r>
+            <w:rPr>
+              <w:lang w:val="en-DE"/>
+            </w:rPr>
+            <w:t xml:space="preserve"> </w:t>
+          </w:r>
+          <w:proofErr w:type="spellStart"/>
+          <w:r>
+            <w:rPr>
+              <w:lang w:val="en-DE"/>
+            </w:rPr>
+            <w:t>Bewegen</w:t>
+          </w:r>
+          <w:proofErr w:type="spellEnd"/>
+          <w:r>
+            <w:rPr>
+              <w:lang w:val="en-DE"/>
+            </w:rPr>
+            <w:t xml:space="preserve"> </w:t>
+          </w:r>
+          <w:proofErr w:type="spellStart"/>
+          <w:r>
+            <w:rPr>
+              <w:lang w:val="en-DE"/>
+            </w:rPr>
+            <w:t>während</w:t>
+          </w:r>
+          <w:proofErr w:type="spellEnd"/>
+          <w:r>
+            <w:rPr>
+              <w:lang w:val="en-DE"/>
+            </w:rPr>
+            <w:t xml:space="preserve"> </w:t>
+          </w:r>
+          <w:proofErr w:type="spellStart"/>
+          <w:r>
+            <w:rPr>
+              <w:lang w:val="en-DE"/>
+            </w:rPr>
+            <w:t>Interaktion</w:t>
+          </w:r>
+          <w:proofErr w:type="spellEnd"/>
+          <w:r>
+            <w:rPr>
+              <w:lang w:val="en-DE"/>
+            </w:rPr>
+            <w:t xml:space="preserve"> </w:t>
+          </w:r>
+          <w:proofErr w:type="spellStart"/>
+          <w:r>
+            <w:rPr>
+              <w:lang w:val="en-DE"/>
+            </w:rPr>
+            <w:t>mit</w:t>
+          </w:r>
+          <w:proofErr w:type="spellEnd"/>
+          <w:r>
+            <w:rPr>
+              <w:lang w:val="en-DE"/>
+            </w:rPr>
+            <w:t xml:space="preserve"> Mixer und </w:t>
+          </w:r>
+          <w:proofErr w:type="spellStart"/>
+          <w:r>
+            <w:rPr>
+              <w:lang w:val="en-DE"/>
+            </w:rPr>
+            <w:t>Kaffeemaschine</w:t>
+          </w:r>
+          <w:proofErr w:type="spellEnd"/>
+        </w:p>
+        <w:p>
+          <w:pPr>
+            <w:rPr>
+              <w:lang w:val="en-DE"/>
+            </w:rPr>
+          </w:pPr>
+          <w:r>
+            <w:rPr>
+              <w:lang w:val="en-DE"/>
+            </w:rPr>
+            <w:t>-</w:t>
+          </w:r>
+          <w:r>
+            <w:rPr>
+              <w:lang w:val="en-DE"/>
+            </w:rPr>
+            <w:t xml:space="preserve"> </w:t>
+          </w:r>
+          <w:r>
+            <w:rPr>
+              <w:lang w:val="en-DE"/>
+            </w:rPr>
+            <w:t xml:space="preserve">Kanne </w:t>
+          </w:r>
+          <w:proofErr w:type="spellStart"/>
+          <w:r>
+            <w:rPr>
+              <w:lang w:val="en-DE"/>
+            </w:rPr>
+            <w:t>blockt</w:t>
+          </w:r>
+          <w:proofErr w:type="spellEnd"/>
+          <w:r>
+            <w:rPr>
+              <w:lang w:val="en-DE"/>
+            </w:rPr>
+            <w:t xml:space="preserve"> item</w:t>
+          </w:r>
+          <w:r>
+            <w:rPr>
+              <w:lang w:val="en-DE"/>
+            </w:rPr>
+            <w:t>-</w:t>
+          </w:r>
+          <w:r>
+            <w:rPr>
+              <w:lang w:val="en-DE"/>
+            </w:rPr>
+            <w:t xml:space="preserve">drop </w:t>
+          </w:r>
+          <w:proofErr w:type="spellStart"/>
+          <w:r>
+            <w:rPr>
+              <w:lang w:val="en-DE"/>
+            </w:rPr>
+            <w:t>bei</w:t>
+          </w:r>
+          <w:proofErr w:type="spellEnd"/>
+          <w:r>
+            <w:rPr>
+              <w:lang w:val="en-DE"/>
+            </w:rPr>
+            <w:t xml:space="preserve"> </w:t>
+          </w:r>
+          <w:proofErr w:type="spellStart"/>
+          <w:r>
+            <w:rPr>
+              <w:lang w:val="en-DE"/>
+            </w:rPr>
+            <w:t>kunde</w:t>
+          </w:r>
+          <w:proofErr w:type="spellEnd"/>
+        </w:p>
+        <w:p>
+          <w:pPr>
+            <w:rPr>
+              <w:lang w:val="en-DE"/>
+            </w:rPr>
+          </w:pPr>
+          <w:r>
+            <w:rPr>
+              <w:lang w:val="en-DE"/>
+            </w:rPr>
+            <w:lastRenderedPageBreak/>
+            <w:t xml:space="preserve">- </w:t>
+          </w:r>
+          <w:proofErr w:type="spellStart"/>
+          <w:r>
+            <w:rPr>
+              <w:lang w:val="en-DE"/>
+            </w:rPr>
+            <w:t>Sprechblase</w:t>
+          </w:r>
+          <w:proofErr w:type="spellEnd"/>
+          <w:r>
+            <w:rPr>
+              <w:lang w:val="en-DE"/>
+            </w:rPr>
+            <w:t xml:space="preserve"> </w:t>
+          </w:r>
+          <w:proofErr w:type="spellStart"/>
+          <w:r>
+            <w:rPr>
+              <w:lang w:val="en-DE"/>
+            </w:rPr>
+            <w:t>nur</w:t>
+          </w:r>
+          <w:proofErr w:type="spellEnd"/>
+          <w:r>
+            <w:rPr>
+              <w:lang w:val="en-DE"/>
+            </w:rPr>
+            <w:t xml:space="preserve"> item </w:t>
+          </w:r>
+          <w:proofErr w:type="spellStart"/>
+          <w:r>
+            <w:rPr>
+              <w:lang w:val="en-DE"/>
+            </w:rPr>
+            <w:t>bild</w:t>
+          </w:r>
+          <w:proofErr w:type="spellEnd"/>
+          <w:r>
+            <w:rPr>
+              <w:lang w:val="en-DE"/>
+            </w:rPr>
+            <w:t xml:space="preserve"> </w:t>
+          </w:r>
+          <w:proofErr w:type="spellStart"/>
+          <w:r>
+            <w:rPr>
+              <w:lang w:val="en-DE"/>
+            </w:rPr>
+            <w:t>kein</w:t>
+          </w:r>
+          <w:proofErr w:type="spellEnd"/>
+          <w:r>
+            <w:rPr>
+              <w:lang w:val="en-DE"/>
+            </w:rPr>
+            <w:t xml:space="preserve"> text und </w:t>
+          </w:r>
+          <w:proofErr w:type="spellStart"/>
+          <w:r>
+            <w:rPr>
+              <w:lang w:val="en-DE"/>
+            </w:rPr>
+            <w:t>zu</w:t>
+          </w:r>
+          <w:proofErr w:type="spellEnd"/>
+          <w:r>
+            <w:rPr>
+              <w:lang w:val="en-DE"/>
+            </w:rPr>
+            <w:t xml:space="preserve"> </w:t>
+          </w:r>
+          <w:proofErr w:type="spellStart"/>
+          <w:r>
+            <w:rPr>
+              <w:lang w:val="en-DE"/>
+            </w:rPr>
+            <w:t>langsam</w:t>
+          </w:r>
+          <w:proofErr w:type="spellEnd"/>
+        </w:p>
+        <w:p>
+          <w:pPr>
+            <w:rPr>
+              <w:lang w:val="en-DE"/>
+            </w:rPr>
+          </w:pPr>
+          <w:r>
+            <w:rPr>
+              <w:lang w:val="en-DE"/>
+            </w:rPr>
+            <w:t xml:space="preserve">- </w:t>
+          </w:r>
+          <w:proofErr w:type="spellStart"/>
+          <w:r>
+            <w:rPr>
+              <w:lang w:val="en-DE"/>
+            </w:rPr>
+            <w:t>Unklar</w:t>
+          </w:r>
+          <w:proofErr w:type="spellEnd"/>
+          <w:r>
+            <w:rPr>
+              <w:lang w:val="en-DE"/>
+            </w:rPr>
+            <w:t xml:space="preserve">, wo die </w:t>
+          </w:r>
+          <w:proofErr w:type="spellStart"/>
+          <w:r>
+            <w:rPr>
+              <w:lang w:val="en-DE"/>
+            </w:rPr>
+            <w:t>interaktion</w:t>
+          </w:r>
+          <w:proofErr w:type="spellEnd"/>
+          <w:r>
+            <w:rPr>
+              <w:lang w:val="en-DE"/>
+            </w:rPr>
+            <w:t xml:space="preserve"> area </w:t>
+          </w:r>
+          <w:proofErr w:type="spellStart"/>
+          <w:r>
+            <w:rPr>
+              <w:lang w:val="en-DE"/>
+            </w:rPr>
+            <w:t>ist</w:t>
+          </w:r>
+          <w:proofErr w:type="spellEnd"/>
         </w:p>
         <w:p/>
         <w:p/>
         <w:p>
-          <w:r>
-            <w:rPr>
-              <w:rStyle w:val="berschrift3Zchn"/>
-            </w:rPr>
-            <w:t>Welche Materialien werden zur Verfügung gestellt?</w:t>
-          </w:r>
-          <w:r>
-            <w:rPr>
-              <w:rStyle w:val="berschrift3Zchn"/>
-            </w:rPr>
-            <w:br/>
-          </w:r>
-          <w:r>
-            <w:t>(</w:t>
-          </w:r>
-          <w:r>
-            <w:t>schreiben Sie sich auf, was Sie sagen, falls Sie die Tester mündlich instruieren</w:t>
-          </w:r>
-          <w:r>
-            <w:t>)</w:t>
-          </w:r>
-        </w:p>
-        <w:p/>
-        <w:p>
           <w:pPr>
-            <w:pStyle w:val="berschrift3"/>
-          </w:pPr>
-          <w:r>
-            <w:t>C</w:t>
-          </w:r>
-          <w:r>
-            <w:t>harakteri</w:t>
-          </w:r>
-          <w:r>
-            <w:t>stiken des Testers</w:t>
-          </w:r>
-        </w:p>
-        <w:p>
-          <w:pPr>
-            <w:pStyle w:val="berschrift4"/>
-          </w:pPr>
-          <w:r>
-            <w:t>Ist das Spiel schon bekannt?</w:t>
-          </w:r>
-        </w:p>
-        <w:p>
-          <w:pPr>
-            <w:pStyle w:val="berschrift4"/>
-          </w:pPr>
-          <w:r>
-            <w:t xml:space="preserve">Altersgruppe </w:t>
-          </w:r>
-        </w:p>
-        <w:p>
-          <w:pPr>
-            <w:pStyle w:val="berschrift4"/>
-          </w:pPr>
-          <w:r>
-            <w:t xml:space="preserve">Generelle Spielerfahrung (Casual Gamer oder Hardcore-Zocker?) </w:t>
-          </w:r>
-        </w:p>
-        <w:p>
-          <w:pPr>
-            <w:pStyle w:val="berschrift4"/>
-          </w:pPr>
-          <w:r>
-            <w:t>Geh</w:t>
-          </w:r>
-          <w:r>
-            <w:rPr>
-              <w:rFonts w:ascii="Aptos" w:hAnsi="Aptos" w:cs="Aptos"/>
-            </w:rPr>
-            <w:t>ö</w:t>
-          </w:r>
-          <w:r>
-            <w:t xml:space="preserve">rt zur Zielgruppe? </w:t>
-          </w:r>
-        </w:p>
-        <w:p/>
-        <w:p>
-          <w:pPr>
-            <w:pStyle w:val="berschrift3"/>
-          </w:pPr>
-          <w:r>
-            <w:t>Beobachtungen beim Spielen, Auftauchende Probleme (halbe Seite)</w:t>
-          </w:r>
-        </w:p>
-        <w:p/>
-        <w:p/>
-        <w:p>
-          <w:pPr>
-            <w:pStyle w:val="berschrift3"/>
+            <w:pStyle w:val="Heading3"/>
           </w:pPr>
           <w:r>
             <w:t>M</w:t>
@@ -1290,15 +2219,15 @@
     <w:lsdException w:name="Unresolved Mention" w:semiHidden="1" w:unhideWhenUsed="1"/>
     <w:lsdException w:name="Smart Link" w:semiHidden="1" w:unhideWhenUsed="1"/>
   </w:latentStyles>
-  <w:style w:type="paragraph" w:default="1" w:styleId="Standard">
+  <w:style w:type="paragraph" w:default="1" w:styleId="Normal">
     <w:name w:val="Normal"/>
     <w:qFormat/>
   </w:style>
-  <w:style w:type="paragraph" w:styleId="berschrift1">
+  <w:style w:type="paragraph" w:styleId="Heading1">
     <w:name w:val="heading 1"/>
-    <w:basedOn w:val="Standard"/>
-    <w:next w:val="Standard"/>
-    <w:link w:val="berschrift1Zchn"/>
+    <w:basedOn w:val="Normal"/>
+    <w:next w:val="Normal"/>
+    <w:link w:val="Heading1Char"/>
     <w:uiPriority w:val="9"/>
     <w:qFormat/>
     <w:rsid w:val="002026CA"/>
@@ -1315,11 +2244,11 @@
       <w:szCs w:val="40"/>
     </w:rPr>
   </w:style>
-  <w:style w:type="paragraph" w:styleId="berschrift2">
+  <w:style w:type="paragraph" w:styleId="Heading2">
     <w:name w:val="heading 2"/>
-    <w:basedOn w:val="Standard"/>
-    <w:next w:val="Standard"/>
-    <w:link w:val="berschrift2Zchn"/>
+    <w:basedOn w:val="Normal"/>
+    <w:next w:val="Normal"/>
+    <w:link w:val="Heading2Char"/>
     <w:uiPriority w:val="9"/>
     <w:unhideWhenUsed/>
     <w:qFormat/>
@@ -1337,11 +2266,11 @@
       <w:szCs w:val="32"/>
     </w:rPr>
   </w:style>
-  <w:style w:type="paragraph" w:styleId="berschrift3">
+  <w:style w:type="paragraph" w:styleId="Heading3">
     <w:name w:val="heading 3"/>
-    <w:basedOn w:val="Standard"/>
-    <w:next w:val="Standard"/>
-    <w:link w:val="berschrift3Zchn"/>
+    <w:basedOn w:val="Normal"/>
+    <w:next w:val="Normal"/>
+    <w:link w:val="Heading3Char"/>
     <w:uiPriority w:val="9"/>
     <w:unhideWhenUsed/>
     <w:qFormat/>
@@ -1359,11 +2288,11 @@
       <w:szCs w:val="28"/>
     </w:rPr>
   </w:style>
-  <w:style w:type="paragraph" w:styleId="berschrift4">
+  <w:style w:type="paragraph" w:styleId="Heading4">
     <w:name w:val="heading 4"/>
-    <w:basedOn w:val="Standard"/>
-    <w:next w:val="Standard"/>
-    <w:link w:val="berschrift4Zchn"/>
+    <w:basedOn w:val="Normal"/>
+    <w:next w:val="Normal"/>
+    <w:link w:val="Heading4Char"/>
     <w:uiPriority w:val="9"/>
     <w:unhideWhenUsed/>
     <w:qFormat/>
@@ -1381,11 +2310,11 @@
       <w:color w:val="0F4761" w:themeColor="accent1" w:themeShade="BF"/>
     </w:rPr>
   </w:style>
-  <w:style w:type="paragraph" w:styleId="berschrift5">
+  <w:style w:type="paragraph" w:styleId="Heading5">
     <w:name w:val="heading 5"/>
-    <w:basedOn w:val="Standard"/>
-    <w:next w:val="Standard"/>
-    <w:link w:val="berschrift5Zchn"/>
+    <w:basedOn w:val="Normal"/>
+    <w:next w:val="Normal"/>
+    <w:link w:val="Heading5Char"/>
     <w:uiPriority w:val="9"/>
     <w:semiHidden/>
     <w:unhideWhenUsed/>
@@ -1402,11 +2331,11 @@
       <w:color w:val="0F4761" w:themeColor="accent1" w:themeShade="BF"/>
     </w:rPr>
   </w:style>
-  <w:style w:type="paragraph" w:styleId="berschrift6">
+  <w:style w:type="paragraph" w:styleId="Heading6">
     <w:name w:val="heading 6"/>
-    <w:basedOn w:val="Standard"/>
-    <w:next w:val="Standard"/>
-    <w:link w:val="berschrift6Zchn"/>
+    <w:basedOn w:val="Normal"/>
+    <w:next w:val="Normal"/>
+    <w:link w:val="Heading6Char"/>
     <w:uiPriority w:val="9"/>
     <w:semiHidden/>
     <w:unhideWhenUsed/>
@@ -1425,11 +2354,11 @@
       <w:color w:val="595959" w:themeColor="text1" w:themeTint="A6"/>
     </w:rPr>
   </w:style>
-  <w:style w:type="paragraph" w:styleId="berschrift7">
+  <w:style w:type="paragraph" w:styleId="Heading7">
     <w:name w:val="heading 7"/>
-    <w:basedOn w:val="Standard"/>
-    <w:next w:val="Standard"/>
-    <w:link w:val="berschrift7Zchn"/>
+    <w:basedOn w:val="Normal"/>
+    <w:next w:val="Normal"/>
+    <w:link w:val="Heading7Char"/>
     <w:uiPriority w:val="9"/>
     <w:semiHidden/>
     <w:unhideWhenUsed/>
@@ -1446,11 +2375,11 @@
       <w:color w:val="595959" w:themeColor="text1" w:themeTint="A6"/>
     </w:rPr>
   </w:style>
-  <w:style w:type="paragraph" w:styleId="berschrift8">
+  <w:style w:type="paragraph" w:styleId="Heading8">
     <w:name w:val="heading 8"/>
-    <w:basedOn w:val="Standard"/>
-    <w:next w:val="Standard"/>
-    <w:link w:val="berschrift8Zchn"/>
+    <w:basedOn w:val="Normal"/>
+    <w:next w:val="Normal"/>
+    <w:link w:val="Heading8Char"/>
     <w:uiPriority w:val="9"/>
     <w:semiHidden/>
     <w:unhideWhenUsed/>
@@ -1469,11 +2398,11 @@
       <w:color w:val="272727" w:themeColor="text1" w:themeTint="D8"/>
     </w:rPr>
   </w:style>
-  <w:style w:type="paragraph" w:styleId="berschrift9">
+  <w:style w:type="paragraph" w:styleId="Heading9">
     <w:name w:val="heading 9"/>
-    <w:basedOn w:val="Standard"/>
-    <w:next w:val="Standard"/>
-    <w:link w:val="berschrift9Zchn"/>
+    <w:basedOn w:val="Normal"/>
+    <w:next w:val="Normal"/>
+    <w:link w:val="Heading9Char"/>
     <w:uiPriority w:val="9"/>
     <w:semiHidden/>
     <w:unhideWhenUsed/>
@@ -1490,12 +2419,12 @@
       <w:color w:val="272727" w:themeColor="text1" w:themeTint="D8"/>
     </w:rPr>
   </w:style>
-  <w:style w:type="character" w:default="1" w:styleId="Absatz-Standardschriftart">
+  <w:style w:type="character" w:default="1" w:styleId="DefaultParagraphFont">
     <w:name w:val="Default Paragraph Font"/>
     <w:uiPriority w:val="1"/>
     <w:unhideWhenUsed/>
   </w:style>
-  <w:style w:type="table" w:default="1" w:styleId="NormaleTabelle">
+  <w:style w:type="table" w:default="1" w:styleId="TableNormal">
     <w:name w:val="Normal Table"/>
     <w:uiPriority w:val="99"/>
     <w:semiHidden/>
@@ -1510,16 +2439,16 @@
       </w:tblCellMar>
     </w:tblPr>
   </w:style>
-  <w:style w:type="numbering" w:default="1" w:styleId="KeineListe">
+  <w:style w:type="numbering" w:default="1" w:styleId="NoList">
     <w:name w:val="No List"/>
     <w:uiPriority w:val="99"/>
     <w:semiHidden/>
     <w:unhideWhenUsed/>
   </w:style>
-  <w:style w:type="character" w:customStyle="1" w:styleId="berschrift1Zchn">
-    <w:name w:val="Überschrift 1 Zchn"/>
-    <w:basedOn w:val="Absatz-Standardschriftart"/>
-    <w:link w:val="berschrift1"/>
+  <w:style w:type="character" w:customStyle="1" w:styleId="Heading1Char">
+    <w:name w:val="Heading 1 Char"/>
+    <w:basedOn w:val="DefaultParagraphFont"/>
+    <w:link w:val="Heading1"/>
     <w:uiPriority w:val="9"/>
     <w:rsid w:val="002026CA"/>
     <w:rPr>
@@ -1529,10 +2458,10 @@
       <w:szCs w:val="40"/>
     </w:rPr>
   </w:style>
-  <w:style w:type="character" w:customStyle="1" w:styleId="berschrift2Zchn">
-    <w:name w:val="Überschrift 2 Zchn"/>
-    <w:basedOn w:val="Absatz-Standardschriftart"/>
-    <w:link w:val="berschrift2"/>
+  <w:style w:type="character" w:customStyle="1" w:styleId="Heading2Char">
+    <w:name w:val="Heading 2 Char"/>
+    <w:basedOn w:val="DefaultParagraphFont"/>
+    <w:link w:val="Heading2"/>
     <w:uiPriority w:val="9"/>
     <w:rsid w:val="002026CA"/>
     <w:rPr>
@@ -1542,10 +2471,10 @@
       <w:szCs w:val="32"/>
     </w:rPr>
   </w:style>
-  <w:style w:type="character" w:customStyle="1" w:styleId="berschrift3Zchn">
-    <w:name w:val="Überschrift 3 Zchn"/>
-    <w:basedOn w:val="Absatz-Standardschriftart"/>
-    <w:link w:val="berschrift3"/>
+  <w:style w:type="character" w:customStyle="1" w:styleId="Heading3Char">
+    <w:name w:val="Heading 3 Char"/>
+    <w:basedOn w:val="DefaultParagraphFont"/>
+    <w:link w:val="Heading3"/>
     <w:uiPriority w:val="9"/>
     <w:rsid w:val="002026CA"/>
     <w:rPr>
@@ -1555,10 +2484,10 @@
       <w:szCs w:val="28"/>
     </w:rPr>
   </w:style>
-  <w:style w:type="character" w:customStyle="1" w:styleId="berschrift4Zchn">
-    <w:name w:val="Überschrift 4 Zchn"/>
-    <w:basedOn w:val="Absatz-Standardschriftart"/>
-    <w:link w:val="berschrift4"/>
+  <w:style w:type="character" w:customStyle="1" w:styleId="Heading4Char">
+    <w:name w:val="Heading 4 Char"/>
+    <w:basedOn w:val="DefaultParagraphFont"/>
+    <w:link w:val="Heading4"/>
     <w:uiPriority w:val="9"/>
     <w:rsid w:val="002026CA"/>
     <w:rPr>
@@ -1568,10 +2497,10 @@
       <w:color w:val="0F4761" w:themeColor="accent1" w:themeShade="BF"/>
     </w:rPr>
   </w:style>
-  <w:style w:type="character" w:customStyle="1" w:styleId="berschrift5Zchn">
-    <w:name w:val="Überschrift 5 Zchn"/>
-    <w:basedOn w:val="Absatz-Standardschriftart"/>
-    <w:link w:val="berschrift5"/>
+  <w:style w:type="character" w:customStyle="1" w:styleId="Heading5Char">
+    <w:name w:val="Heading 5 Char"/>
+    <w:basedOn w:val="DefaultParagraphFont"/>
+    <w:link w:val="Heading5"/>
     <w:uiPriority w:val="9"/>
     <w:semiHidden/>
     <w:rsid w:val="002026CA"/>
@@ -1580,10 +2509,10 @@
       <w:color w:val="0F4761" w:themeColor="accent1" w:themeShade="BF"/>
     </w:rPr>
   </w:style>
-  <w:style w:type="character" w:customStyle="1" w:styleId="berschrift6Zchn">
-    <w:name w:val="Überschrift 6 Zchn"/>
-    <w:basedOn w:val="Absatz-Standardschriftart"/>
-    <w:link w:val="berschrift6"/>
+  <w:style w:type="character" w:customStyle="1" w:styleId="Heading6Char">
+    <w:name w:val="Heading 6 Char"/>
+    <w:basedOn w:val="DefaultParagraphFont"/>
+    <w:link w:val="Heading6"/>
     <w:uiPriority w:val="9"/>
     <w:semiHidden/>
     <w:rsid w:val="002026CA"/>
@@ -1594,10 +2523,10 @@
       <w:color w:val="595959" w:themeColor="text1" w:themeTint="A6"/>
     </w:rPr>
   </w:style>
-  <w:style w:type="character" w:customStyle="1" w:styleId="berschrift7Zchn">
-    <w:name w:val="Überschrift 7 Zchn"/>
-    <w:basedOn w:val="Absatz-Standardschriftart"/>
-    <w:link w:val="berschrift7"/>
+  <w:style w:type="character" w:customStyle="1" w:styleId="Heading7Char">
+    <w:name w:val="Heading 7 Char"/>
+    <w:basedOn w:val="DefaultParagraphFont"/>
+    <w:link w:val="Heading7"/>
     <w:uiPriority w:val="9"/>
     <w:semiHidden/>
     <w:rsid w:val="002026CA"/>
@@ -1606,10 +2535,10 @@
       <w:color w:val="595959" w:themeColor="text1" w:themeTint="A6"/>
     </w:rPr>
   </w:style>
-  <w:style w:type="character" w:customStyle="1" w:styleId="berschrift8Zchn">
-    <w:name w:val="Überschrift 8 Zchn"/>
-    <w:basedOn w:val="Absatz-Standardschriftart"/>
-    <w:link w:val="berschrift8"/>
+  <w:style w:type="character" w:customStyle="1" w:styleId="Heading8Char">
+    <w:name w:val="Heading 8 Char"/>
+    <w:basedOn w:val="DefaultParagraphFont"/>
+    <w:link w:val="Heading8"/>
     <w:uiPriority w:val="9"/>
     <w:semiHidden/>
     <w:rsid w:val="002026CA"/>
@@ -1620,10 +2549,10 @@
       <w:color w:val="272727" w:themeColor="text1" w:themeTint="D8"/>
     </w:rPr>
   </w:style>
-  <w:style w:type="character" w:customStyle="1" w:styleId="berschrift9Zchn">
-    <w:name w:val="Überschrift 9 Zchn"/>
-    <w:basedOn w:val="Absatz-Standardschriftart"/>
-    <w:link w:val="berschrift9"/>
+  <w:style w:type="character" w:customStyle="1" w:styleId="Heading9Char">
+    <w:name w:val="Heading 9 Char"/>
+    <w:basedOn w:val="DefaultParagraphFont"/>
+    <w:link w:val="Heading9"/>
     <w:uiPriority w:val="9"/>
     <w:semiHidden/>
     <w:rsid w:val="002026CA"/>
@@ -1632,11 +2561,11 @@
       <w:color w:val="272727" w:themeColor="text1" w:themeTint="D8"/>
     </w:rPr>
   </w:style>
-  <w:style w:type="paragraph" w:styleId="Titel">
+  <w:style w:type="paragraph" w:styleId="Title">
     <w:name w:val="Title"/>
-    <w:basedOn w:val="Standard"/>
-    <w:next w:val="Standard"/>
-    <w:link w:val="TitelZchn"/>
+    <w:basedOn w:val="Normal"/>
+    <w:next w:val="Normal"/>
+    <w:link w:val="TitleChar"/>
     <w:uiPriority w:val="10"/>
     <w:qFormat/>
     <w:rsid w:val="002026CA"/>
@@ -1652,10 +2581,10 @@
       <w:szCs w:val="56"/>
     </w:rPr>
   </w:style>
-  <w:style w:type="character" w:customStyle="1" w:styleId="TitelZchn">
-    <w:name w:val="Titel Zchn"/>
-    <w:basedOn w:val="Absatz-Standardschriftart"/>
-    <w:link w:val="Titel"/>
+  <w:style w:type="character" w:customStyle="1" w:styleId="TitleChar">
+    <w:name w:val="Title Char"/>
+    <w:basedOn w:val="DefaultParagraphFont"/>
+    <w:link w:val="Title"/>
     <w:uiPriority w:val="10"/>
     <w:rsid w:val="002026CA"/>
     <w:rPr>
@@ -1666,11 +2595,11 @@
       <w:szCs w:val="56"/>
     </w:rPr>
   </w:style>
-  <w:style w:type="paragraph" w:styleId="Untertitel">
+  <w:style w:type="paragraph" w:styleId="Subtitle">
     <w:name w:val="Subtitle"/>
-    <w:basedOn w:val="Standard"/>
-    <w:next w:val="Standard"/>
-    <w:link w:val="UntertitelZchn"/>
+    <w:basedOn w:val="Normal"/>
+    <w:next w:val="Normal"/>
+    <w:link w:val="SubtitleChar"/>
     <w:uiPriority w:val="11"/>
     <w:qFormat/>
     <w:rsid w:val="002026CA"/>
@@ -1687,10 +2616,10 @@
       <w:szCs w:val="28"/>
     </w:rPr>
   </w:style>
-  <w:style w:type="character" w:customStyle="1" w:styleId="UntertitelZchn">
-    <w:name w:val="Untertitel Zchn"/>
-    <w:basedOn w:val="Absatz-Standardschriftart"/>
-    <w:link w:val="Untertitel"/>
+  <w:style w:type="character" w:customStyle="1" w:styleId="SubtitleChar">
+    <w:name w:val="Subtitle Char"/>
+    <w:basedOn w:val="DefaultParagraphFont"/>
+    <w:link w:val="Subtitle"/>
     <w:uiPriority w:val="11"/>
     <w:rsid w:val="002026CA"/>
     <w:rPr>
@@ -1701,11 +2630,11 @@
       <w:szCs w:val="28"/>
     </w:rPr>
   </w:style>
-  <w:style w:type="paragraph" w:styleId="Zitat">
+  <w:style w:type="paragraph" w:styleId="Quote">
     <w:name w:val="Quote"/>
-    <w:basedOn w:val="Standard"/>
-    <w:next w:val="Standard"/>
-    <w:link w:val="ZitatZchn"/>
+    <w:basedOn w:val="Normal"/>
+    <w:next w:val="Normal"/>
+    <w:link w:val="QuoteChar"/>
     <w:uiPriority w:val="29"/>
     <w:qFormat/>
     <w:rsid w:val="002026CA"/>
@@ -1719,10 +2648,10 @@
       <w:color w:val="404040" w:themeColor="text1" w:themeTint="BF"/>
     </w:rPr>
   </w:style>
-  <w:style w:type="character" w:customStyle="1" w:styleId="ZitatZchn">
-    <w:name w:val="Zitat Zchn"/>
-    <w:basedOn w:val="Absatz-Standardschriftart"/>
-    <w:link w:val="Zitat"/>
+  <w:style w:type="character" w:customStyle="1" w:styleId="QuoteChar">
+    <w:name w:val="Quote Char"/>
+    <w:basedOn w:val="DefaultParagraphFont"/>
+    <w:link w:val="Quote"/>
     <w:uiPriority w:val="29"/>
     <w:rsid w:val="002026CA"/>
     <w:rPr>
@@ -1731,9 +2660,9 @@
       <w:color w:val="404040" w:themeColor="text1" w:themeTint="BF"/>
     </w:rPr>
   </w:style>
-  <w:style w:type="paragraph" w:styleId="Listenabsatz">
+  <w:style w:type="paragraph" w:styleId="ListParagraph">
     <w:name w:val="List Paragraph"/>
-    <w:basedOn w:val="Standard"/>
+    <w:basedOn w:val="Normal"/>
     <w:uiPriority w:val="34"/>
     <w:qFormat/>
     <w:rsid w:val="002026CA"/>
@@ -1742,9 +2671,9 @@
       <w:contextualSpacing/>
     </w:pPr>
   </w:style>
-  <w:style w:type="character" w:styleId="IntensiveHervorhebung">
+  <w:style w:type="character" w:styleId="IntenseEmphasis">
     <w:name w:val="Intense Emphasis"/>
-    <w:basedOn w:val="Absatz-Standardschriftart"/>
+    <w:basedOn w:val="DefaultParagraphFont"/>
     <w:uiPriority w:val="21"/>
     <w:qFormat/>
     <w:rsid w:val="002026CA"/>
@@ -1754,11 +2683,11 @@
       <w:color w:val="0F4761" w:themeColor="accent1" w:themeShade="BF"/>
     </w:rPr>
   </w:style>
-  <w:style w:type="paragraph" w:styleId="IntensivesZitat">
+  <w:style w:type="paragraph" w:styleId="IntenseQuote">
     <w:name w:val="Intense Quote"/>
-    <w:basedOn w:val="Standard"/>
-    <w:next w:val="Standard"/>
-    <w:link w:val="IntensivesZitatZchn"/>
+    <w:basedOn w:val="Normal"/>
+    <w:next w:val="Normal"/>
+    <w:link w:val="IntenseQuoteChar"/>
     <w:uiPriority w:val="30"/>
     <w:qFormat/>
     <w:rsid w:val="002026CA"/>
@@ -1777,10 +2706,10 @@
       <w:color w:val="0F4761" w:themeColor="accent1" w:themeShade="BF"/>
     </w:rPr>
   </w:style>
-  <w:style w:type="character" w:customStyle="1" w:styleId="IntensivesZitatZchn">
-    <w:name w:val="Intensives Zitat Zchn"/>
-    <w:basedOn w:val="Absatz-Standardschriftart"/>
-    <w:link w:val="IntensivesZitat"/>
+  <w:style w:type="character" w:customStyle="1" w:styleId="IntenseQuoteChar">
+    <w:name w:val="Intense Quote Char"/>
+    <w:basedOn w:val="DefaultParagraphFont"/>
+    <w:link w:val="IntenseQuote"/>
     <w:uiPriority w:val="30"/>
     <w:rsid w:val="002026CA"/>
     <w:rPr>
@@ -1789,9 +2718,9 @@
       <w:color w:val="0F4761" w:themeColor="accent1" w:themeShade="BF"/>
     </w:rPr>
   </w:style>
-  <w:style w:type="character" w:styleId="IntensiverVerweis">
+  <w:style w:type="character" w:styleId="IntenseReference">
     <w:name w:val="Intense Reference"/>
-    <w:basedOn w:val="Absatz-Standardschriftart"/>
+    <w:basedOn w:val="DefaultParagraphFont"/>
     <w:uiPriority w:val="32"/>
     <w:qFormat/>
     <w:rsid w:val="002026CA"/>
@@ -1803,9 +2732,9 @@
       <w:spacing w:val="5"/>
     </w:rPr>
   </w:style>
-  <w:style w:type="paragraph" w:styleId="KeinLeerraum">
+  <w:style w:type="paragraph" w:styleId="NoSpacing">
     <w:name w:val="No Spacing"/>
-    <w:link w:val="KeinLeerraumZchn"/>
+    <w:link w:val="NoSpacingChar"/>
     <w:uiPriority w:val="1"/>
     <w:qFormat/>
     <w:rsid w:val="00BB4392"/>
@@ -1821,10 +2750,10 @@
       <w14:ligatures w14:val="none"/>
     </w:rPr>
   </w:style>
-  <w:style w:type="character" w:customStyle="1" w:styleId="KeinLeerraumZchn">
-    <w:name w:val="Kein Leerraum Zchn"/>
-    <w:basedOn w:val="Absatz-Standardschriftart"/>
-    <w:link w:val="KeinLeerraum"/>
+  <w:style w:type="character" w:customStyle="1" w:styleId="NoSpacingChar">
+    <w:name w:val="No Spacing Char"/>
+    <w:basedOn w:val="DefaultParagraphFont"/>
+    <w:link w:val="NoSpacing"/>
     <w:uiPriority w:val="1"/>
     <w:rsid w:val="00BB4392"/>
     <w:rPr>
@@ -1836,9 +2765,9 @@
       <w14:ligatures w14:val="none"/>
     </w:rPr>
   </w:style>
-  <w:style w:type="table" w:styleId="Tabellenraster">
+  <w:style w:type="table" w:styleId="TableGrid">
     <w:name w:val="Table Grid"/>
-    <w:basedOn w:val="NormaleTabelle"/>
+    <w:basedOn w:val="TableNormal"/>
     <w:uiPriority w:val="39"/>
     <w:rsid w:val="001410C4"/>
     <w:pPr>
@@ -1973,11 +2902,13 @@
     <w:rsid w:val="00047698"/>
     <w:rsid w:val="001000CF"/>
     <w:rsid w:val="0021409C"/>
+    <w:rsid w:val="002D4DC9"/>
     <w:rsid w:val="004165E4"/>
     <w:rsid w:val="004D18B1"/>
     <w:rsid w:val="00594724"/>
     <w:rsid w:val="00743161"/>
     <w:rsid w:val="007E4A22"/>
+    <w:rsid w:val="008B022A"/>
     <w:rsid w:val="00937E16"/>
     <w:rsid w:val="00C35DAB"/>
     <w:rsid w:val="00ED73F4"/>
@@ -1998,7 +2929,7 @@
   <w:themeFontLang w:val="de-DE"/>
   <w:clrSchemeMapping w:bg1="light1" w:t1="dark1" w:bg2="light2" w:t2="dark2" w:accent1="accent1" w:accent2="accent2" w:accent3="accent3" w:accent4="accent4" w:accent5="accent5" w:accent6="accent6" w:hyperlink="hyperlink" w:followedHyperlink="followedHyperlink"/>
   <w:decimalSymbol w:val=","/>
-  <w:listSeparator w:val=";"/>
+  <w:listSeparator w:val=","/>
   <w15:chartTrackingRefBased/>
 </w:settings>
 </file>
@@ -2400,17 +3331,17 @@
     <w:lsdException w:name="Unresolved Mention" w:semiHidden="1" w:unhideWhenUsed="1"/>
     <w:lsdException w:name="Smart Link" w:semiHidden="1" w:unhideWhenUsed="1"/>
   </w:latentStyles>
-  <w:style w:type="paragraph" w:default="1" w:styleId="Standard">
+  <w:style w:type="paragraph" w:default="1" w:styleId="Normal">
     <w:name w:val="Normal"/>
     <w:qFormat/>
   </w:style>
-  <w:style w:type="character" w:default="1" w:styleId="Absatz-Standardschriftart">
+  <w:style w:type="character" w:default="1" w:styleId="DefaultParagraphFont">
     <w:name w:val="Default Paragraph Font"/>
     <w:uiPriority w:val="1"/>
     <w:semiHidden/>
     <w:unhideWhenUsed/>
   </w:style>
-  <w:style w:type="table" w:default="1" w:styleId="NormaleTabelle">
+  <w:style w:type="table" w:default="1" w:styleId="TableNormal">
     <w:name w:val="Normal Table"/>
     <w:uiPriority w:val="99"/>
     <w:semiHidden/>
@@ -2425,7 +3356,7 @@
       </w:tblCellMar>
     </w:tblPr>
   </w:style>
-  <w:style w:type="numbering" w:default="1" w:styleId="KeineListe">
+  <w:style w:type="numbering" w:default="1" w:styleId="NoList">
     <w:name w:val="No List"/>
     <w:uiPriority w:val="99"/>
     <w:semiHidden/>
@@ -2438,14 +3369,6 @@
   <w:style w:type="paragraph" w:customStyle="1" w:styleId="4BEEFB6199BE400096681AA7A0A966F7">
     <w:name w:val="4BEEFB6199BE400096681AA7A0A966F7"/>
     <w:rsid w:val="0021409C"/>
-  </w:style>
-  <w:style w:type="paragraph" w:customStyle="1" w:styleId="80635308AC2549DEBC21F1ED1EEEC469">
-    <w:name w:val="80635308AC2549DEBC21F1ED1EEEC469"/>
-    <w:rsid w:val="00C35DAB"/>
-  </w:style>
-  <w:style w:type="paragraph" w:customStyle="1" w:styleId="19A0310F96424A2D9E9E431E4CAE12BE">
-    <w:name w:val="19A0310F96424A2D9E9E431E4CAE12BE"/>
-    <w:rsid w:val="00C35DAB"/>
   </w:style>
 </w:styles>
 </file>

--- a/wild-jam-april-2026/__ORGA/Fokus Tests.docx
+++ b/wild-jam-april-2026/__ORGA/Fokus Tests.docx
@@ -565,7 +565,11 @@
             <w:t>Welche Version wird getestet?</w:t>
           </w:r>
         </w:p>
-        <w:p/>
+        <w:p>
+          <w:r>
+            <w:t>Commit hash: ???</w:t>
+          </w:r>
+        </w:p>
         <w:p/>
         <w:p>
           <w:r>
@@ -613,6 +617,7 @@
             <w:t>Ist das Spiel schon bekannt?</w:t>
           </w:r>
         </w:p>
+        <w:p/>
         <w:p>
           <w:pPr>
             <w:pStyle w:val="Heading4"/>
@@ -621,6 +626,7 @@
             <w:t xml:space="preserve">Altersgruppe </w:t>
           </w:r>
         </w:p>
+        <w:p/>
         <w:p>
           <w:pPr>
             <w:pStyle w:val="Heading4"/>
@@ -629,6 +635,7 @@
             <w:t xml:space="preserve">Generelle Spielerfahrung (Casual Gamer oder Hardcore-Zocker?) </w:t>
           </w:r>
         </w:p>
+        <w:p/>
         <w:p>
           <w:pPr>
             <w:pStyle w:val="Heading4"/>
@@ -647,6 +654,7 @@
           </w:r>
         </w:p>
         <w:p/>
+        <w:p/>
         <w:p>
           <w:pPr>
             <w:pStyle w:val="Heading3"/>
@@ -655,7 +663,15 @@
             <w:t>Beobachtungen beim Spielen, Auftauchende Probleme (halbe Seite)</w:t>
           </w:r>
         </w:p>
-        <w:p/>
+        <w:p>
+          <w:pPr>
+            <w:pStyle w:val="ListParagraph"/>
+            <w:numPr>
+              <w:ilvl w:val="0"/>
+              <w:numId w:val="1"/>
+            </w:numPr>
+          </w:pPr>
+        </w:p>
         <w:p/>
         <w:p>
           <w:pPr>
@@ -779,7 +795,16 @@
             <w:br/>
           </w:r>
           <w:r>
-            <w:t>Die itch.io Seite durfte länger durchgelesen werden als ein durchschnittlicher Spieler das wahrscheinlich getan hätte.</w:t>
+            <w:t xml:space="preserve">Die itch.io Seite durfte </w:t>
+          </w:r>
+          <w:r>
+            <w:t>vollständig</w:t>
+          </w:r>
+          <w:r>
+            <w:t xml:space="preserve"> durchgelesen werden</w:t>
+          </w:r>
+          <w:r>
+            <w:t>.</w:t>
           </w:r>
         </w:p>
         <w:p/>
@@ -838,6 +863,9 @@
           <w:r>
             <w:t>-moderat, eher hardcore</w:t>
           </w:r>
+          <w:r>
+            <w:t xml:space="preserve"> lehnend</w:t>
+          </w:r>
         </w:p>
         <w:p>
           <w:pPr>
@@ -860,6 +888,9 @@
           <w:r>
             <w:t>-ja</w:t>
           </w:r>
+          <w:r>
+            <w:t>, spielt regelmäßig aus eigenem Antrieb Indie-Spiele, ist mit dem Konzept von Game Jams zwecks Ideation vertraut</w:t>
+          </w:r>
         </w:p>
         <w:p/>
         <w:p>
@@ -872,6 +903,11 @@
         </w:p>
         <w:p>
           <w:pPr>
+            <w:pStyle w:val="ListParagraph"/>
+            <w:numPr>
+              <w:ilvl w:val="0"/>
+              <w:numId w:val="1"/>
+            </w:numPr>
             <w:rPr>
               <w:lang w:val="en-DE"/>
             </w:rPr>
@@ -880,7 +916,7 @@
             <w:rPr>
               <w:lang w:val="en-DE"/>
             </w:rPr>
-            <w:t>- “</w:t>
+            <w:t>“</w:t>
           </w:r>
           <w:proofErr w:type="spellStart"/>
           <w:r>
@@ -969,6 +1005,11 @@
         </w:p>
         <w:p>
           <w:pPr>
+            <w:pStyle w:val="ListParagraph"/>
+            <w:numPr>
+              <w:ilvl w:val="0"/>
+              <w:numId w:val="1"/>
+            </w:numPr>
             <w:rPr>
               <w:lang w:val="en-DE"/>
             </w:rPr>
@@ -977,7 +1018,7 @@
             <w:rPr>
               <w:lang w:val="en-DE"/>
             </w:rPr>
-            <w:t>- “</w:t>
+            <w:t>“</w:t>
           </w:r>
           <w:r>
             <w:rPr>
@@ -1086,6 +1127,11 @@
         </w:p>
         <w:p>
           <w:pPr>
+            <w:pStyle w:val="ListParagraph"/>
+            <w:numPr>
+              <w:ilvl w:val="0"/>
+              <w:numId w:val="1"/>
+            </w:numPr>
             <w:rPr>
               <w:lang w:val="en-DE"/>
             </w:rPr>
@@ -1094,12 +1140,6 @@
             <w:rPr>
               <w:lang w:val="en-DE"/>
             </w:rPr>
-            <w:t xml:space="preserve">- </w:t>
-          </w:r>
-          <w:r>
-            <w:rPr>
-              <w:lang w:val="en-DE"/>
-            </w:rPr>
             <w:t xml:space="preserve">Interaction window </w:t>
           </w:r>
           <w:proofErr w:type="spellStart"/>
@@ -1197,6 +1237,11 @@
         </w:p>
         <w:p>
           <w:pPr>
+            <w:pStyle w:val="ListParagraph"/>
+            <w:numPr>
+              <w:ilvl w:val="0"/>
+              <w:numId w:val="1"/>
+            </w:numPr>
             <w:rPr>
               <w:lang w:val="en-DE"/>
             </w:rPr>
@@ -1205,12 +1250,6 @@
             <w:rPr>
               <w:lang w:val="en-DE"/>
             </w:rPr>
-            <w:t xml:space="preserve">- </w:t>
-          </w:r>
-          <w:r>
-            <w:rPr>
-              <w:lang w:val="en-DE"/>
-            </w:rPr>
             <w:t xml:space="preserve">Skill issue </w:t>
           </w:r>
           <w:proofErr w:type="spellStart"/>
@@ -1324,6 +1363,11 @@
         </w:p>
         <w:p>
           <w:pPr>
+            <w:pStyle w:val="ListParagraph"/>
+            <w:numPr>
+              <w:ilvl w:val="0"/>
+              <w:numId w:val="1"/>
+            </w:numPr>
             <w:rPr>
               <w:lang w:val="en-DE"/>
             </w:rPr>
@@ -1332,20 +1376,274 @@
             <w:rPr>
               <w:lang w:val="en-DE"/>
             </w:rPr>
+            <w:t>“</w:t>
+          </w:r>
+          <w:proofErr w:type="spellStart"/>
+          <w:r>
+            <w:rPr>
+              <w:lang w:val="en-DE"/>
+            </w:rPr>
+            <w:t>Warum</w:t>
+          </w:r>
+          <w:proofErr w:type="spellEnd"/>
+          <w:r>
+            <w:rPr>
+              <w:lang w:val="en-DE"/>
+            </w:rPr>
+            <w:t xml:space="preserve"> </w:t>
+          </w:r>
+          <w:proofErr w:type="spellStart"/>
+          <w:r>
+            <w:rPr>
+              <w:lang w:val="en-DE"/>
+            </w:rPr>
+            <w:t>ist</w:t>
+          </w:r>
+          <w:proofErr w:type="spellEnd"/>
+          <w:r>
+            <w:rPr>
+              <w:lang w:val="en-DE"/>
+            </w:rPr>
+            <w:t xml:space="preserve"> </w:t>
+          </w:r>
+          <w:proofErr w:type="spellStart"/>
+          <w:r>
+            <w:rPr>
+              <w:lang w:val="en-DE"/>
+            </w:rPr>
+            <w:t>bananensaft</w:t>
+          </w:r>
+          <w:proofErr w:type="spellEnd"/>
+          <w:r>
+            <w:rPr>
+              <w:lang w:val="en-DE"/>
+            </w:rPr>
+            <w:t xml:space="preserve"> </w:t>
+          </w:r>
+          <w:proofErr w:type="spellStart"/>
+          <w:r>
+            <w:rPr>
+              <w:lang w:val="en-DE"/>
+            </w:rPr>
+            <w:t>lila</w:t>
+          </w:r>
+          <w:proofErr w:type="spellEnd"/>
+          <w:r>
+            <w:rPr>
+              <w:lang w:val="en-DE"/>
+            </w:rPr>
+            <w:t>”</w:t>
+          </w:r>
+          <w:r>
+            <w:rPr>
+              <w:lang w:val="en-DE"/>
+            </w:rPr>
+            <w:t xml:space="preserve">, </w:t>
+          </w:r>
+          <w:proofErr w:type="spellStart"/>
+          <w:r>
+            <w:rPr>
+              <w:lang w:val="en-DE"/>
+            </w:rPr>
+            <w:t>zu</w:t>
+          </w:r>
+          <w:proofErr w:type="spellEnd"/>
+          <w:r>
+            <w:rPr>
+              <w:lang w:val="en-DE"/>
+            </w:rPr>
+            <w:t xml:space="preserve"> </w:t>
+          </w:r>
+          <w:proofErr w:type="spellStart"/>
+          <w:r>
+            <w:rPr>
+              <w:lang w:val="en-DE"/>
+            </w:rPr>
+            <w:t>leicht</w:t>
+          </w:r>
+          <w:proofErr w:type="spellEnd"/>
+          <w:r>
+            <w:rPr>
+              <w:lang w:val="en-DE"/>
+            </w:rPr>
+            <w:t xml:space="preserve"> </w:t>
+          </w:r>
+          <w:proofErr w:type="spellStart"/>
+          <w:r>
+            <w:rPr>
+              <w:lang w:val="en-DE"/>
+            </w:rPr>
+            <w:t>mit</w:t>
+          </w:r>
+          <w:proofErr w:type="spellEnd"/>
+          <w:r>
+            <w:rPr>
+              <w:lang w:val="en-DE"/>
+            </w:rPr>
+            <w:t xml:space="preserve"> </w:t>
+          </w:r>
+          <w:proofErr w:type="spellStart"/>
+          <w:r>
+            <w:rPr>
+              <w:lang w:val="en-DE"/>
+            </w:rPr>
+            <w:t>Kaffee</w:t>
+          </w:r>
+          <w:proofErr w:type="spellEnd"/>
+          <w:r>
+            <w:rPr>
+              <w:lang w:val="en-DE"/>
+            </w:rPr>
+            <w:t xml:space="preserve"> </w:t>
+          </w:r>
+          <w:proofErr w:type="spellStart"/>
+          <w:r>
+            <w:rPr>
+              <w:lang w:val="en-DE"/>
+            </w:rPr>
+            <w:t>zu</w:t>
+          </w:r>
+          <w:proofErr w:type="spellEnd"/>
+          <w:r>
+            <w:rPr>
+              <w:lang w:val="en-DE"/>
+            </w:rPr>
+            <w:t xml:space="preserve"> </w:t>
+          </w:r>
+          <w:proofErr w:type="spellStart"/>
+          <w:r>
+            <w:rPr>
+              <w:lang w:val="en-DE"/>
+            </w:rPr>
+            <w:t>verwechseln</w:t>
+          </w:r>
+          <w:proofErr w:type="spellEnd"/>
+        </w:p>
+        <w:p>
+          <w:pPr>
+            <w:pStyle w:val="ListParagraph"/>
+            <w:numPr>
+              <w:ilvl w:val="0"/>
+              <w:numId w:val="1"/>
+            </w:numPr>
+            <w:rPr>
+              <w:lang w:val="en-DE"/>
+            </w:rPr>
+          </w:pPr>
+          <w:proofErr w:type="spellStart"/>
+          <w:r>
+            <w:rPr>
+              <w:lang w:val="en-DE"/>
+            </w:rPr>
+            <w:t>Bewegen</w:t>
+          </w:r>
+          <w:proofErr w:type="spellEnd"/>
+          <w:r>
+            <w:rPr>
+              <w:lang w:val="en-DE"/>
+            </w:rPr>
+            <w:t xml:space="preserve"> </w:t>
+          </w:r>
+          <w:proofErr w:type="spellStart"/>
+          <w:r>
+            <w:rPr>
+              <w:lang w:val="en-DE"/>
+            </w:rPr>
+            <w:t>während</w:t>
+          </w:r>
+          <w:proofErr w:type="spellEnd"/>
+          <w:r>
+            <w:rPr>
+              <w:lang w:val="en-DE"/>
+            </w:rPr>
+            <w:t xml:space="preserve"> </w:t>
+          </w:r>
+          <w:proofErr w:type="spellStart"/>
+          <w:r>
+            <w:rPr>
+              <w:lang w:val="en-DE"/>
+            </w:rPr>
+            <w:t>Interaktion</w:t>
+          </w:r>
+          <w:proofErr w:type="spellEnd"/>
+          <w:r>
+            <w:rPr>
+              <w:lang w:val="en-DE"/>
+            </w:rPr>
+            <w:t xml:space="preserve"> </w:t>
+          </w:r>
+          <w:proofErr w:type="spellStart"/>
+          <w:r>
+            <w:rPr>
+              <w:lang w:val="en-DE"/>
+            </w:rPr>
+            <w:t>mit</w:t>
+          </w:r>
+          <w:proofErr w:type="spellEnd"/>
+          <w:r>
+            <w:rPr>
+              <w:lang w:val="en-DE"/>
+            </w:rPr>
+            <w:t xml:space="preserve"> Mixer und </w:t>
+          </w:r>
+          <w:proofErr w:type="spellStart"/>
+          <w:r>
+            <w:rPr>
+              <w:lang w:val="en-DE"/>
+            </w:rPr>
+            <w:t>Kaffeemaschine</w:t>
+          </w:r>
+          <w:proofErr w:type="spellEnd"/>
+        </w:p>
+        <w:p>
+          <w:pPr>
+            <w:pStyle w:val="ListParagraph"/>
+            <w:numPr>
+              <w:ilvl w:val="0"/>
+              <w:numId w:val="1"/>
+            </w:numPr>
+            <w:rPr>
+              <w:lang w:val="en-DE"/>
+            </w:rPr>
+          </w:pPr>
+          <w:r>
+            <w:rPr>
+              <w:lang w:val="en-DE"/>
+            </w:rPr>
+            <w:t xml:space="preserve">Kanne </w:t>
+          </w:r>
+          <w:proofErr w:type="spellStart"/>
+          <w:r>
+            <w:rPr>
+              <w:lang w:val="en-DE"/>
+            </w:rPr>
+            <w:t>blockt</w:t>
+          </w:r>
+          <w:proofErr w:type="spellEnd"/>
+          <w:r>
+            <w:rPr>
+              <w:lang w:val="en-DE"/>
+            </w:rPr>
+            <w:t xml:space="preserve"> item</w:t>
+          </w:r>
+          <w:r>
+            <w:rPr>
+              <w:lang w:val="en-DE"/>
+            </w:rPr>
             <w:t>-</w:t>
           </w:r>
           <w:r>
             <w:rPr>
               <w:lang w:val="en-DE"/>
             </w:rPr>
-            <w:t xml:space="preserve"> “</w:t>
-          </w:r>
-          <w:proofErr w:type="spellStart"/>
-          <w:r>
-            <w:rPr>
-              <w:lang w:val="en-DE"/>
-            </w:rPr>
-            <w:t>Warum</w:t>
+            <w:t xml:space="preserve">drop </w:t>
+          </w:r>
+          <w:proofErr w:type="spellStart"/>
+          <w:r>
+            <w:rPr>
+              <w:lang w:val="en-DE"/>
+            </w:rPr>
+            <w:t>bei</w:t>
           </w:r>
           <w:proofErr w:type="spellEnd"/>
           <w:r>
@@ -1359,432 +1657,155 @@
             <w:rPr>
               <w:lang w:val="en-DE"/>
             </w:rPr>
+            <w:t>kunde</w:t>
+          </w:r>
+          <w:proofErr w:type="spellEnd"/>
+        </w:p>
+        <w:p>
+          <w:pPr>
+            <w:pStyle w:val="ListParagraph"/>
+            <w:numPr>
+              <w:ilvl w:val="0"/>
+              <w:numId w:val="1"/>
+            </w:numPr>
+            <w:rPr>
+              <w:lang w:val="en-DE"/>
+            </w:rPr>
+          </w:pPr>
+          <w:proofErr w:type="spellStart"/>
+          <w:r>
+            <w:rPr>
+              <w:lang w:val="en-DE"/>
+            </w:rPr>
+            <w:t>Sprechblase</w:t>
+          </w:r>
+          <w:proofErr w:type="spellEnd"/>
+          <w:r>
+            <w:rPr>
+              <w:lang w:val="en-DE"/>
+            </w:rPr>
+            <w:t xml:space="preserve"> </w:t>
+          </w:r>
+          <w:proofErr w:type="spellStart"/>
+          <w:r>
+            <w:rPr>
+              <w:lang w:val="en-DE"/>
+            </w:rPr>
+            <w:t>nur</w:t>
+          </w:r>
+          <w:proofErr w:type="spellEnd"/>
+          <w:r>
+            <w:rPr>
+              <w:lang w:val="en-DE"/>
+            </w:rPr>
+            <w:t xml:space="preserve"> item </w:t>
+          </w:r>
+          <w:proofErr w:type="spellStart"/>
+          <w:r>
+            <w:rPr>
+              <w:lang w:val="en-DE"/>
+            </w:rPr>
+            <w:t>bild</w:t>
+          </w:r>
+          <w:proofErr w:type="spellEnd"/>
+          <w:r>
+            <w:rPr>
+              <w:lang w:val="en-DE"/>
+            </w:rPr>
+            <w:t xml:space="preserve"> </w:t>
+          </w:r>
+          <w:proofErr w:type="spellStart"/>
+          <w:r>
+            <w:rPr>
+              <w:lang w:val="en-DE"/>
+            </w:rPr>
+            <w:t>kein</w:t>
+          </w:r>
+          <w:proofErr w:type="spellEnd"/>
+          <w:r>
+            <w:rPr>
+              <w:lang w:val="en-DE"/>
+            </w:rPr>
+            <w:t xml:space="preserve"> text und </w:t>
+          </w:r>
+          <w:proofErr w:type="spellStart"/>
+          <w:r>
+            <w:rPr>
+              <w:lang w:val="en-DE"/>
+            </w:rPr>
+            <w:t>zu</w:t>
+          </w:r>
+          <w:proofErr w:type="spellEnd"/>
+          <w:r>
+            <w:rPr>
+              <w:lang w:val="en-DE"/>
+            </w:rPr>
+            <w:t xml:space="preserve"> </w:t>
+          </w:r>
+          <w:proofErr w:type="spellStart"/>
+          <w:r>
+            <w:rPr>
+              <w:lang w:val="en-DE"/>
+            </w:rPr>
+            <w:t>langsam</w:t>
+          </w:r>
+          <w:proofErr w:type="spellEnd"/>
+        </w:p>
+        <w:p>
+          <w:pPr>
+            <w:pStyle w:val="ListParagraph"/>
+            <w:numPr>
+              <w:ilvl w:val="0"/>
+              <w:numId w:val="1"/>
+            </w:numPr>
+            <w:rPr>
+              <w:lang w:val="en-DE"/>
+            </w:rPr>
+          </w:pPr>
+          <w:proofErr w:type="spellStart"/>
+          <w:r>
+            <w:rPr>
+              <w:lang w:val="en-DE"/>
+            </w:rPr>
+            <w:t>Unklar</w:t>
+          </w:r>
+          <w:proofErr w:type="spellEnd"/>
+          <w:r>
+            <w:rPr>
+              <w:lang w:val="en-DE"/>
+            </w:rPr>
+            <w:t xml:space="preserve">, wo die </w:t>
+          </w:r>
+          <w:proofErr w:type="spellStart"/>
+          <w:r>
+            <w:rPr>
+              <w:lang w:val="en-DE"/>
+            </w:rPr>
+            <w:t>interaktion</w:t>
+          </w:r>
+          <w:proofErr w:type="spellEnd"/>
+          <w:r>
+            <w:rPr>
+              <w:lang w:val="en-DE"/>
+            </w:rPr>
+            <w:t xml:space="preserve"> area </w:t>
+          </w:r>
+          <w:proofErr w:type="spellStart"/>
+          <w:r>
+            <w:rPr>
+              <w:lang w:val="en-DE"/>
+            </w:rPr>
             <w:t>ist</w:t>
           </w:r>
           <w:proofErr w:type="spellEnd"/>
-          <w:r>
-            <w:rPr>
-              <w:lang w:val="en-DE"/>
-            </w:rPr>
-            <w:t xml:space="preserve"> </w:t>
-          </w:r>
-          <w:proofErr w:type="spellStart"/>
-          <w:r>
-            <w:rPr>
-              <w:lang w:val="en-DE"/>
-            </w:rPr>
-            <w:t>bananensaft</w:t>
-          </w:r>
-          <w:proofErr w:type="spellEnd"/>
-          <w:r>
-            <w:rPr>
-              <w:lang w:val="en-DE"/>
-            </w:rPr>
-            <w:t xml:space="preserve"> </w:t>
-          </w:r>
-          <w:proofErr w:type="spellStart"/>
-          <w:r>
-            <w:rPr>
-              <w:lang w:val="en-DE"/>
-            </w:rPr>
-            <w:t>lila</w:t>
-          </w:r>
-          <w:proofErr w:type="spellEnd"/>
-          <w:r>
-            <w:rPr>
-              <w:lang w:val="en-DE"/>
-            </w:rPr>
-            <w:t>”</w:t>
-          </w:r>
-          <w:r>
-            <w:rPr>
-              <w:lang w:val="en-DE"/>
-            </w:rPr>
-            <w:t xml:space="preserve">, </w:t>
-          </w:r>
-          <w:proofErr w:type="spellStart"/>
-          <w:r>
-            <w:rPr>
-              <w:lang w:val="en-DE"/>
-            </w:rPr>
-            <w:t>zu</w:t>
-          </w:r>
-          <w:proofErr w:type="spellEnd"/>
-          <w:r>
-            <w:rPr>
-              <w:lang w:val="en-DE"/>
-            </w:rPr>
-            <w:t xml:space="preserve"> </w:t>
-          </w:r>
-          <w:proofErr w:type="spellStart"/>
-          <w:r>
-            <w:rPr>
-              <w:lang w:val="en-DE"/>
-            </w:rPr>
-            <w:t>leicht</w:t>
-          </w:r>
-          <w:proofErr w:type="spellEnd"/>
-          <w:r>
-            <w:rPr>
-              <w:lang w:val="en-DE"/>
-            </w:rPr>
-            <w:t xml:space="preserve"> </w:t>
-          </w:r>
-          <w:proofErr w:type="spellStart"/>
-          <w:r>
-            <w:rPr>
-              <w:lang w:val="en-DE"/>
-            </w:rPr>
-            <w:t>mit</w:t>
-          </w:r>
-          <w:proofErr w:type="spellEnd"/>
-          <w:r>
-            <w:rPr>
-              <w:lang w:val="en-DE"/>
-            </w:rPr>
-            <w:t xml:space="preserve"> </w:t>
-          </w:r>
-          <w:proofErr w:type="spellStart"/>
-          <w:r>
-            <w:rPr>
-              <w:lang w:val="en-DE"/>
-            </w:rPr>
-            <w:t>Kaffee</w:t>
-          </w:r>
-          <w:proofErr w:type="spellEnd"/>
-          <w:r>
-            <w:rPr>
-              <w:lang w:val="en-DE"/>
-            </w:rPr>
-            <w:t xml:space="preserve"> </w:t>
-          </w:r>
-          <w:proofErr w:type="spellStart"/>
-          <w:r>
-            <w:rPr>
-              <w:lang w:val="en-DE"/>
-            </w:rPr>
-            <w:t>zu</w:t>
-          </w:r>
-          <w:proofErr w:type="spellEnd"/>
-          <w:r>
-            <w:rPr>
-              <w:lang w:val="en-DE"/>
-            </w:rPr>
-            <w:t xml:space="preserve"> </w:t>
-          </w:r>
-          <w:proofErr w:type="spellStart"/>
-          <w:r>
-            <w:rPr>
-              <w:lang w:val="en-DE"/>
-            </w:rPr>
-            <w:t>verwechseln</w:t>
-          </w:r>
-          <w:proofErr w:type="spellEnd"/>
-        </w:p>
-        <w:p>
-          <w:pPr>
-            <w:rPr>
-              <w:lang w:val="en-DE"/>
-            </w:rPr>
-          </w:pPr>
-          <w:r>
-            <w:rPr>
-              <w:lang w:val="en-DE"/>
-            </w:rPr>
-            <w:t>-</w:t>
-          </w:r>
-          <w:r>
-            <w:rPr>
-              <w:lang w:val="en-DE"/>
-            </w:rPr>
-            <w:t xml:space="preserve"> </w:t>
-          </w:r>
-          <w:proofErr w:type="spellStart"/>
-          <w:r>
-            <w:rPr>
-              <w:lang w:val="en-DE"/>
-            </w:rPr>
-            <w:t>Bewegen</w:t>
-          </w:r>
-          <w:proofErr w:type="spellEnd"/>
-          <w:r>
-            <w:rPr>
-              <w:lang w:val="en-DE"/>
-            </w:rPr>
-            <w:t xml:space="preserve"> </w:t>
-          </w:r>
-          <w:proofErr w:type="spellStart"/>
-          <w:r>
-            <w:rPr>
-              <w:lang w:val="en-DE"/>
-            </w:rPr>
-            <w:t>während</w:t>
-          </w:r>
-          <w:proofErr w:type="spellEnd"/>
-          <w:r>
-            <w:rPr>
-              <w:lang w:val="en-DE"/>
-            </w:rPr>
-            <w:t xml:space="preserve"> </w:t>
-          </w:r>
-          <w:proofErr w:type="spellStart"/>
-          <w:r>
-            <w:rPr>
-              <w:lang w:val="en-DE"/>
-            </w:rPr>
-            <w:t>Interaktion</w:t>
-          </w:r>
-          <w:proofErr w:type="spellEnd"/>
-          <w:r>
-            <w:rPr>
-              <w:lang w:val="en-DE"/>
-            </w:rPr>
-            <w:t xml:space="preserve"> </w:t>
-          </w:r>
-          <w:proofErr w:type="spellStart"/>
-          <w:r>
-            <w:rPr>
-              <w:lang w:val="en-DE"/>
-            </w:rPr>
-            <w:t>mit</w:t>
-          </w:r>
-          <w:proofErr w:type="spellEnd"/>
-          <w:r>
-            <w:rPr>
-              <w:lang w:val="en-DE"/>
-            </w:rPr>
-            <w:t xml:space="preserve"> Mixer und </w:t>
-          </w:r>
-          <w:proofErr w:type="spellStart"/>
-          <w:r>
-            <w:rPr>
-              <w:lang w:val="en-DE"/>
-            </w:rPr>
-            <w:t>Kaffeemaschine</w:t>
-          </w:r>
-          <w:proofErr w:type="spellEnd"/>
-        </w:p>
-        <w:p>
-          <w:pPr>
-            <w:rPr>
-              <w:lang w:val="en-DE"/>
-            </w:rPr>
-          </w:pPr>
-          <w:r>
-            <w:rPr>
-              <w:lang w:val="en-DE"/>
-            </w:rPr>
-            <w:t>-</w:t>
-          </w:r>
-          <w:r>
-            <w:rPr>
-              <w:lang w:val="en-DE"/>
-            </w:rPr>
-            <w:t xml:space="preserve"> </w:t>
-          </w:r>
-          <w:r>
-            <w:rPr>
-              <w:lang w:val="en-DE"/>
-            </w:rPr>
-            <w:t xml:space="preserve">Kanne </w:t>
-          </w:r>
-          <w:proofErr w:type="spellStart"/>
-          <w:r>
-            <w:rPr>
-              <w:lang w:val="en-DE"/>
-            </w:rPr>
-            <w:t>blockt</w:t>
-          </w:r>
-          <w:proofErr w:type="spellEnd"/>
-          <w:r>
-            <w:rPr>
-              <w:lang w:val="en-DE"/>
-            </w:rPr>
-            <w:t xml:space="preserve"> item</w:t>
-          </w:r>
-          <w:r>
-            <w:rPr>
-              <w:lang w:val="en-DE"/>
-            </w:rPr>
-            <w:t>-</w:t>
-          </w:r>
-          <w:r>
-            <w:rPr>
-              <w:lang w:val="en-DE"/>
-            </w:rPr>
-            <w:t xml:space="preserve">drop </w:t>
-          </w:r>
-          <w:proofErr w:type="spellStart"/>
-          <w:r>
-            <w:rPr>
-              <w:lang w:val="en-DE"/>
-            </w:rPr>
-            <w:t>bei</w:t>
-          </w:r>
-          <w:proofErr w:type="spellEnd"/>
-          <w:r>
-            <w:rPr>
-              <w:lang w:val="en-DE"/>
-            </w:rPr>
-            <w:t xml:space="preserve"> </w:t>
-          </w:r>
-          <w:proofErr w:type="spellStart"/>
-          <w:r>
-            <w:rPr>
-              <w:lang w:val="en-DE"/>
-            </w:rPr>
-            <w:t>kunde</w:t>
-          </w:r>
-          <w:proofErr w:type="spellEnd"/>
-        </w:p>
-        <w:p>
-          <w:pPr>
-            <w:rPr>
-              <w:lang w:val="en-DE"/>
-            </w:rPr>
-          </w:pPr>
-          <w:r>
-            <w:rPr>
-              <w:lang w:val="en-DE"/>
-            </w:rPr>
-            <w:lastRenderedPageBreak/>
-            <w:t xml:space="preserve">- </w:t>
-          </w:r>
-          <w:proofErr w:type="spellStart"/>
-          <w:r>
-            <w:rPr>
-              <w:lang w:val="en-DE"/>
-            </w:rPr>
-            <w:t>Sprechblase</w:t>
-          </w:r>
-          <w:proofErr w:type="spellEnd"/>
-          <w:r>
-            <w:rPr>
-              <w:lang w:val="en-DE"/>
-            </w:rPr>
-            <w:t xml:space="preserve"> </w:t>
-          </w:r>
-          <w:proofErr w:type="spellStart"/>
-          <w:r>
-            <w:rPr>
-              <w:lang w:val="en-DE"/>
-            </w:rPr>
-            <w:t>nur</w:t>
-          </w:r>
-          <w:proofErr w:type="spellEnd"/>
-          <w:r>
-            <w:rPr>
-              <w:lang w:val="en-DE"/>
-            </w:rPr>
-            <w:t xml:space="preserve"> item </w:t>
-          </w:r>
-          <w:proofErr w:type="spellStart"/>
-          <w:r>
-            <w:rPr>
-              <w:lang w:val="en-DE"/>
-            </w:rPr>
-            <w:t>bild</w:t>
-          </w:r>
-          <w:proofErr w:type="spellEnd"/>
-          <w:r>
-            <w:rPr>
-              <w:lang w:val="en-DE"/>
-            </w:rPr>
-            <w:t xml:space="preserve"> </w:t>
-          </w:r>
-          <w:proofErr w:type="spellStart"/>
-          <w:r>
-            <w:rPr>
-              <w:lang w:val="en-DE"/>
-            </w:rPr>
-            <w:t>kein</w:t>
-          </w:r>
-          <w:proofErr w:type="spellEnd"/>
-          <w:r>
-            <w:rPr>
-              <w:lang w:val="en-DE"/>
-            </w:rPr>
-            <w:t xml:space="preserve"> text und </w:t>
-          </w:r>
-          <w:proofErr w:type="spellStart"/>
-          <w:r>
-            <w:rPr>
-              <w:lang w:val="en-DE"/>
-            </w:rPr>
-            <w:t>zu</w:t>
-          </w:r>
-          <w:proofErr w:type="spellEnd"/>
-          <w:r>
-            <w:rPr>
-              <w:lang w:val="en-DE"/>
-            </w:rPr>
-            <w:t xml:space="preserve"> </w:t>
-          </w:r>
-          <w:proofErr w:type="spellStart"/>
-          <w:r>
-            <w:rPr>
-              <w:lang w:val="en-DE"/>
-            </w:rPr>
-            <w:t>langsam</w:t>
-          </w:r>
-          <w:proofErr w:type="spellEnd"/>
-        </w:p>
-        <w:p>
-          <w:pPr>
-            <w:rPr>
-              <w:lang w:val="en-DE"/>
-            </w:rPr>
-          </w:pPr>
-          <w:r>
-            <w:rPr>
-              <w:lang w:val="en-DE"/>
-            </w:rPr>
-            <w:t xml:space="preserve">- </w:t>
-          </w:r>
-          <w:proofErr w:type="spellStart"/>
-          <w:r>
-            <w:rPr>
-              <w:lang w:val="en-DE"/>
-            </w:rPr>
-            <w:t>Unklar</w:t>
-          </w:r>
-          <w:proofErr w:type="spellEnd"/>
-          <w:r>
-            <w:rPr>
-              <w:lang w:val="en-DE"/>
-            </w:rPr>
-            <w:t xml:space="preserve">, wo die </w:t>
-          </w:r>
-          <w:proofErr w:type="spellStart"/>
-          <w:r>
-            <w:rPr>
-              <w:lang w:val="en-DE"/>
-            </w:rPr>
-            <w:t>interaktion</w:t>
-          </w:r>
-          <w:proofErr w:type="spellEnd"/>
-          <w:r>
-            <w:rPr>
-              <w:lang w:val="en-DE"/>
-            </w:rPr>
-            <w:t xml:space="preserve"> area </w:t>
-          </w:r>
-          <w:proofErr w:type="spellStart"/>
-          <w:r>
-            <w:rPr>
-              <w:lang w:val="en-DE"/>
-            </w:rPr>
-            <w:t>ist</w:t>
-          </w:r>
-          <w:proofErr w:type="spellEnd"/>
-        </w:p>
-        <w:p/>
+        </w:p>
         <w:p/>
         <w:p>
           <w:pPr>
             <w:pStyle w:val="Heading3"/>
           </w:pPr>
           <w:r>
+            <w:lastRenderedPageBreak/>
             <w:t>M</w:t>
           </w:r>
           <w:r>
@@ -1808,8 +1829,31 @@
         </w:p>
       </w:sdtContent>
     </w:sdt>
-    <w:p/>
-    <w:p/>
+    <w:p>
+      <w:r>
+        <w:t>-Tutorial oder in-game Help-Button, um Unklarheiten in der Steuerung zu beseitigen.</w:t>
+      </w:r>
+      <w:r>
+        <w:br/>
+        <w:t>-Interaktionsfenster beim Kunden nach oben, unten, rechts erweitern</w:t>
+      </w:r>
+      <w:r>
+        <w:br/>
+        <w:t>-Interaktionsfenster des Spielcharakters nach unten und in der horizontalen etwas erweitern</w:t>
+      </w:r>
+      <w:r>
+        <w:br/>
+        <w:t>-Fruchtsaft Farbe ändern, um Kontrast zu Kaffee zu schaffen und Anforderung auch schriftlich anzeigen</w:t>
+      </w:r>
+      <w:r>
+        <w:br/>
+        <w:t>-Küchengeräte ändern. Sodass ihre Interaktion nicht benötigt, dass der Spieler bei ihnen bleibt</w:t>
+      </w:r>
+      <w:r>
+        <w:br/>
+        <w:t>-Interaktionen priorisieren, sodass nie eine unmögliche Interaktion eine mögliche Interaktion blockiert</w:t>
+      </w:r>
+    </w:p>
     <w:sectPr>
       <w:pgSz w:w="11906" w:h="16838"/>
       <w:pgMar w:top="1417" w:right="1417" w:bottom="1134" w:left="1417" w:header="708" w:footer="708" w:gutter="0"/>
@@ -1820,6 +1864,126 @@
     </w:sectPr>
   </w:body>
 </w:document>
+</file>
+
+<file path=word/numbering.xml><?xml version="1.0" encoding="utf-8"?>
+<w:numbering xmlns:wpc="http://schemas.microsoft.com/office/word/2010/wordprocessingCanvas" xmlns:cx="http://schemas.microsoft.com/office/drawing/2014/chartex" xmlns:cx1="http://schemas.microsoft.com/office/drawing/2015/9/8/chartex" xmlns:cx2="http://schemas.microsoft.com/office/drawing/2015/10/21/chartex" xmlns:cx3="http://schemas.microsoft.com/office/drawing/2016/5/9/chartex" xmlns:cx4="http://schemas.microsoft.com/office/drawing/2016/5/10/chartex" xmlns:cx5="http://schemas.microsoft.com/office/drawing/2016/5/11/chartex" xmlns:cx6="http://schemas.microsoft.com/office/drawing/2016/5/12/chartex" xmlns:cx7="http://schemas.microsoft.com/office/drawing/2016/5/13/chartex" xmlns:cx8="http://schemas.microsoft.com/office/drawing/2016/5/14/chartex" xmlns:mc="http://schemas.openxmlformats.org/markup-compatibility/2006" xmlns:aink="http://schemas.microsoft.com/office/drawing/2016/ink" xmlns:am3d="http://schemas.microsoft.com/office/drawing/2017/model3d" xmlns:o="urn:schemas-microsoft-com:office:office" xmlns:oel="http://schemas.microsoft.com/office/2019/extlst" xmlns:r="http://schemas.openxmlformats.org/officeDocument/2006/relationships" xmlns:m="http://schemas.openxmlformats.org/officeDocument/2006/math" xmlns:v="urn:schemas-microsoft-com:vml" xmlns:wp14="http://schemas.microsoft.com/office/word/2010/wordprocessingDrawing" xmlns:wp="http://schemas.openxmlformats.org/drawingml/2006/wordprocessingDrawing" xmlns:w10="urn:schemas-microsoft-com:office:word" xmlns:w="http://schemas.openxmlformats.org/wordprocessingml/2006/main" xmlns:w14="http://schemas.microsoft.com/office/word/2010/wordml" xmlns:w15="http://schemas.microsoft.com/office/word/2012/wordml" xmlns:w16cex="http://schemas.microsoft.com/office/word/2018/wordml/cex" xmlns:w16cid="http://schemas.microsoft.com/office/word/2016/wordml/cid" xmlns:w16="http://schemas.microsoft.com/office/word/2018/wordml" xmlns:w16du="http://schemas.microsoft.com/office/word/2023/wordml/word16du" xmlns:w16sdtdh="http://schemas.microsoft.com/office/word/2020/wordml/sdtdatahash" xmlns:w16sdtfl="http://schemas.microsoft.com/office/word/2024/wordml/sdtformatlock" xmlns:w16se="http://schemas.microsoft.com/office/word/2015/wordml/symex" xmlns:wpg="http://schemas.microsoft.com/office/word/2010/wordprocessingGroup" xmlns:wpi="http://schemas.microsoft.com/office/word/2010/wordprocessingInk" xmlns:wne="http://schemas.microsoft.com/office/word/2006/wordml" xmlns:wps="http://schemas.microsoft.com/office/word/2010/wordprocessingShape" mc:Ignorable="w14 w15 w16se w16cid w16 w16cex w16sdtdh w16sdtfl w16du wp14">
+  <w:abstractNum w:abstractNumId="0" w15:restartNumberingAfterBreak="0">
+    <w:nsid w:val="5E3E291D"/>
+    <w:multiLevelType w:val="hybridMultilevel"/>
+    <w:tmpl w:val="05CA64C4"/>
+    <w:lvl w:ilvl="0" w:tplc="5ECC105C">
+      <w:numFmt w:val="bullet"/>
+      <w:lvlText w:val="-"/>
+      <w:lvlJc w:val="left"/>
+      <w:pPr>
+        <w:ind w:left="720" w:hanging="360"/>
+      </w:pPr>
+      <w:rPr>
+        <w:rFonts w:ascii="Aptos" w:eastAsiaTheme="minorHAnsi" w:hAnsi="Aptos" w:cstheme="minorBidi" w:hint="default"/>
+      </w:rPr>
+    </w:lvl>
+    <w:lvl w:ilvl="1" w:tplc="20000003" w:tentative="1">
+      <w:start w:val="1"/>
+      <w:numFmt w:val="bullet"/>
+      <w:lvlText w:val="o"/>
+      <w:lvlJc w:val="left"/>
+      <w:pPr>
+        <w:ind w:left="1440" w:hanging="360"/>
+      </w:pPr>
+      <w:rPr>
+        <w:rFonts w:ascii="Courier New" w:hAnsi="Courier New" w:cs="Courier New" w:hint="default"/>
+      </w:rPr>
+    </w:lvl>
+    <w:lvl w:ilvl="2" w:tplc="20000005" w:tentative="1">
+      <w:start w:val="1"/>
+      <w:numFmt w:val="bullet"/>
+      <w:lvlText w:val=""/>
+      <w:lvlJc w:val="left"/>
+      <w:pPr>
+        <w:ind w:left="2160" w:hanging="360"/>
+      </w:pPr>
+      <w:rPr>
+        <w:rFonts w:ascii="Wingdings" w:hAnsi="Wingdings" w:hint="default"/>
+      </w:rPr>
+    </w:lvl>
+    <w:lvl w:ilvl="3" w:tplc="20000001" w:tentative="1">
+      <w:start w:val="1"/>
+      <w:numFmt w:val="bullet"/>
+      <w:lvlText w:val=""/>
+      <w:lvlJc w:val="left"/>
+      <w:pPr>
+        <w:ind w:left="2880" w:hanging="360"/>
+      </w:pPr>
+      <w:rPr>
+        <w:rFonts w:ascii="Symbol" w:hAnsi="Symbol" w:hint="default"/>
+      </w:rPr>
+    </w:lvl>
+    <w:lvl w:ilvl="4" w:tplc="20000003" w:tentative="1">
+      <w:start w:val="1"/>
+      <w:numFmt w:val="bullet"/>
+      <w:lvlText w:val="o"/>
+      <w:lvlJc w:val="left"/>
+      <w:pPr>
+        <w:ind w:left="3600" w:hanging="360"/>
+      </w:pPr>
+      <w:rPr>
+        <w:rFonts w:ascii="Courier New" w:hAnsi="Courier New" w:cs="Courier New" w:hint="default"/>
+      </w:rPr>
+    </w:lvl>
+    <w:lvl w:ilvl="5" w:tplc="20000005" w:tentative="1">
+      <w:start w:val="1"/>
+      <w:numFmt w:val="bullet"/>
+      <w:lvlText w:val=""/>
+      <w:lvlJc w:val="left"/>
+      <w:pPr>
+        <w:ind w:left="4320" w:hanging="360"/>
+      </w:pPr>
+      <w:rPr>
+        <w:rFonts w:ascii="Wingdings" w:hAnsi="Wingdings" w:hint="default"/>
+      </w:rPr>
+    </w:lvl>
+    <w:lvl w:ilvl="6" w:tplc="20000001" w:tentative="1">
+      <w:start w:val="1"/>
+      <w:numFmt w:val="bullet"/>
+      <w:lvlText w:val=""/>
+      <w:lvlJc w:val="left"/>
+      <w:pPr>
+        <w:ind w:left="5040" w:hanging="360"/>
+      </w:pPr>
+      <w:rPr>
+        <w:rFonts w:ascii="Symbol" w:hAnsi="Symbol" w:hint="default"/>
+      </w:rPr>
+    </w:lvl>
+    <w:lvl w:ilvl="7" w:tplc="20000003" w:tentative="1">
+      <w:start w:val="1"/>
+      <w:numFmt w:val="bullet"/>
+      <w:lvlText w:val="o"/>
+      <w:lvlJc w:val="left"/>
+      <w:pPr>
+        <w:ind w:left="5760" w:hanging="360"/>
+      </w:pPr>
+      <w:rPr>
+        <w:rFonts w:ascii="Courier New" w:hAnsi="Courier New" w:cs="Courier New" w:hint="default"/>
+      </w:rPr>
+    </w:lvl>
+    <w:lvl w:ilvl="8" w:tplc="20000005" w:tentative="1">
+      <w:start w:val="1"/>
+      <w:numFmt w:val="bullet"/>
+      <w:lvlText w:val=""/>
+      <w:lvlJc w:val="left"/>
+      <w:pPr>
+        <w:ind w:left="6480" w:hanging="360"/>
+      </w:pPr>
+      <w:rPr>
+        <w:rFonts w:ascii="Wingdings" w:hAnsi="Wingdings" w:hint="default"/>
+      </w:rPr>
+    </w:lvl>
+  </w:abstractNum>
+  <w:num w:numId="1" w16cid:durableId="958024723">
+    <w:abstractNumId w:val="0"/>
+  </w:num>
+</w:numbering>
 </file>
 
 <file path=word/styles.xml><?xml version="1.0" encoding="utf-8"?>
@@ -2422,6 +2586,7 @@
   <w:style w:type="character" w:default="1" w:styleId="DefaultParagraphFont">
     <w:name w:val="Default Paragraph Font"/>
     <w:uiPriority w:val="1"/>
+    <w:semiHidden/>
     <w:unhideWhenUsed/>
   </w:style>
   <w:style w:type="table" w:default="1" w:styleId="TableNormal">
@@ -2872,6 +3037,27 @@
     <w:family w:val="roman"/>
     <w:pitch w:val="variable"/>
     <w:sig w:usb0="E0002EFF" w:usb1="C000785B" w:usb2="00000009" w:usb3="00000000" w:csb0="000001FF" w:csb1="00000000"/>
+  </w:font>
+  <w:font w:name="Courier New">
+    <w:panose1 w:val="02070309020205020404"/>
+    <w:charset w:val="00"/>
+    <w:family w:val="modern"/>
+    <w:pitch w:val="fixed"/>
+    <w:sig w:usb0="E0002EFF" w:usb1="C0007843" w:usb2="00000009" w:usb3="00000000" w:csb0="000001FF" w:csb1="00000000"/>
+  </w:font>
+  <w:font w:name="Wingdings">
+    <w:panose1 w:val="05000000000000000000"/>
+    <w:charset w:val="02"/>
+    <w:family w:val="auto"/>
+    <w:pitch w:val="variable"/>
+    <w:sig w:usb0="00000000" w:usb1="10000000" w:usb2="00000000" w:usb3="00000000" w:csb0="80000000" w:csb1="00000000"/>
+  </w:font>
+  <w:font w:name="Symbol">
+    <w:panose1 w:val="05050102010706020507"/>
+    <w:charset w:val="02"/>
+    <w:family w:val="roman"/>
+    <w:pitch w:val="variable"/>
+    <w:sig w:usb0="00000000" w:usb1="10000000" w:usb2="00000000" w:usb3="00000000" w:csb0="80000000" w:csb1="00000000"/>
   </w:font>
   <w:font w:name="Aptos Display">
     <w:charset w:val="00"/>
@@ -2911,6 +3097,8 @@
     <w:rsid w:val="008B022A"/>
     <w:rsid w:val="00937E16"/>
     <w:rsid w:val="00C35DAB"/>
+    <w:rsid w:val="00DD2381"/>
+    <w:rsid w:val="00ED4B32"/>
     <w:rsid w:val="00ED73F4"/>
   </w:rsids>
   <m:mathPr>
